--- a/Manuscript docs/Tables and Figures File 12.27.22.docx
+++ b/Manuscript docs/Tables and Figures File 12.27.22.docx
@@ -11356,83 +11356,84 @@
                 <w:szCs w:val="24"/>
               </w:rPr>
             </w:pPr>
+            <w:r>
+              <w:rPr>
+                <w:rFonts w:ascii="Times New Roman" w:hAnsi="Times New Roman" w:cs="Times New Roman"/>
+                <w:szCs w:val="24"/>
+              </w:rPr>
+              <w:lastRenderedPageBreak/>
+              <w:t>Functional Alpha</w:t>
+            </w:r>
+          </w:p>
+          <w:p>
+            <w:pPr>
+              <w:rPr>
+                <w:rFonts w:ascii="Times New Roman" w:hAnsi="Times New Roman" w:cs="Times New Roman"/>
+                <w:szCs w:val="24"/>
+              </w:rPr>
+            </w:pPr>
+            <w:r>
+              <w:rPr>
+                <w:rFonts w:ascii="Times New Roman" w:hAnsi="Times New Roman" w:cs="Times New Roman"/>
+                <w:szCs w:val="24"/>
+              </w:rPr>
+              <w:t>Functional Beta</w:t>
+            </w:r>
+          </w:p>
+          <w:p>
+            <w:pPr>
+              <w:rPr>
+                <w:rFonts w:ascii="Times New Roman" w:hAnsi="Times New Roman" w:cs="Times New Roman"/>
+                <w:szCs w:val="24"/>
+              </w:rPr>
+            </w:pPr>
+            <w:r>
+              <w:rPr>
+                <w:rFonts w:ascii="Times New Roman" w:hAnsi="Times New Roman" w:cs="Times New Roman"/>
+                <w:szCs w:val="24"/>
+              </w:rPr>
+              <w:t>Functional Turnover</w:t>
+            </w:r>
+          </w:p>
+          <w:p>
+            <w:pPr>
+              <w:rPr>
+                <w:rFonts w:ascii="Times New Roman" w:hAnsi="Times New Roman" w:cs="Times New Roman"/>
+                <w:szCs w:val="24"/>
+              </w:rPr>
+            </w:pPr>
+          </w:p>
+          <w:p>
+            <w:pPr>
+              <w:rPr>
+                <w:rFonts w:ascii="Times New Roman" w:hAnsi="Times New Roman" w:cs="Times New Roman"/>
+                <w:szCs w:val="24"/>
+              </w:rPr>
+            </w:pPr>
             <w:commentRangeStart w:id="1"/>
             <w:r>
               <w:rPr>
                 <w:rFonts w:ascii="Times New Roman" w:hAnsi="Times New Roman" w:cs="Times New Roman"/>
                 <w:szCs w:val="24"/>
               </w:rPr>
-              <w:lastRenderedPageBreak/>
-              <w:t>Functional</w:t>
+              <w:t xml:space="preserve">Functional </w:t>
+            </w:r>
+            <w:proofErr w:type="spellStart"/>
+            <w:r>
+              <w:rPr>
+                <w:rFonts w:ascii="Times New Roman" w:hAnsi="Times New Roman" w:cs="Times New Roman"/>
+                <w:szCs w:val="24"/>
+              </w:rPr>
+              <w:t>Nestedness</w:t>
             </w:r>
             <w:commentRangeEnd w:id="1"/>
+            <w:proofErr w:type="spellEnd"/>
             <w:r>
               <w:rPr>
                 <w:rStyle w:val="CommentReference"/>
               </w:rPr>
               <w:commentReference w:id="1"/>
             </w:r>
-            <w:r>
-              <w:rPr>
-                <w:rFonts w:ascii="Times New Roman" w:hAnsi="Times New Roman" w:cs="Times New Roman"/>
-                <w:szCs w:val="24"/>
-              </w:rPr>
-              <w:t xml:space="preserve"> Alpha</w:t>
-            </w:r>
-          </w:p>
-          <w:p>
-            <w:pPr>
-              <w:rPr>
-                <w:rFonts w:ascii="Times New Roman" w:hAnsi="Times New Roman" w:cs="Times New Roman"/>
-                <w:szCs w:val="24"/>
-              </w:rPr>
-            </w:pPr>
-            <w:r>
-              <w:rPr>
-                <w:rFonts w:ascii="Times New Roman" w:hAnsi="Times New Roman" w:cs="Times New Roman"/>
-                <w:szCs w:val="24"/>
-              </w:rPr>
-              <w:t>Functional Beta</w:t>
-            </w:r>
-          </w:p>
-          <w:p>
-            <w:pPr>
-              <w:rPr>
-                <w:rFonts w:ascii="Times New Roman" w:hAnsi="Times New Roman" w:cs="Times New Roman"/>
-                <w:szCs w:val="24"/>
-              </w:rPr>
-            </w:pPr>
-            <w:r>
-              <w:rPr>
-                <w:rFonts w:ascii="Times New Roman" w:hAnsi="Times New Roman" w:cs="Times New Roman"/>
-                <w:szCs w:val="24"/>
-              </w:rPr>
-              <w:t>Functional Turnover</w:t>
-            </w:r>
-          </w:p>
-          <w:p>
-            <w:pPr>
-              <w:rPr>
-                <w:rFonts w:ascii="Times New Roman" w:hAnsi="Times New Roman" w:cs="Times New Roman"/>
-                <w:szCs w:val="24"/>
-              </w:rPr>
-            </w:pPr>
-            <w:r>
-              <w:rPr>
-                <w:rFonts w:ascii="Times New Roman" w:hAnsi="Times New Roman" w:cs="Times New Roman"/>
-                <w:szCs w:val="24"/>
-              </w:rPr>
-              <w:t xml:space="preserve">Functional </w:t>
-            </w:r>
-            <w:proofErr w:type="spellStart"/>
-            <w:r>
-              <w:rPr>
-                <w:rFonts w:ascii="Times New Roman" w:hAnsi="Times New Roman" w:cs="Times New Roman"/>
-                <w:szCs w:val="24"/>
-              </w:rPr>
-              <w:t>Nestedness</w:t>
-            </w:r>
-            <w:proofErr w:type="spellEnd"/>
           </w:p>
         </w:tc>
         <w:tc>
@@ -11506,39 +11507,6 @@
                 <w:szCs w:val="24"/>
               </w:rPr>
               <w:lastRenderedPageBreak/>
-              <w:t>TRT</w:t>
-            </w:r>
-          </w:p>
-          <w:p>
-            <w:pPr>
-              <w:jc w:val="center"/>
-              <w:rPr>
-                <w:rFonts w:ascii="Times New Roman" w:hAnsi="Times New Roman" w:cs="Times New Roman"/>
-                <w:szCs w:val="24"/>
-              </w:rPr>
-            </w:pPr>
-            <w:r>
-              <w:rPr>
-                <w:rFonts w:ascii="Times New Roman" w:hAnsi="Times New Roman" w:cs="Times New Roman"/>
-                <w:szCs w:val="24"/>
-              </w:rPr>
-              <w:t>TRT</w:t>
-            </w:r>
-          </w:p>
-          <w:p>
-            <w:pPr>
-              <w:jc w:val="center"/>
-              <w:rPr>
-                <w:rFonts w:ascii="Times New Roman" w:hAnsi="Times New Roman" w:cs="Times New Roman"/>
-                <w:color w:val="000000"/>
-                <w:szCs w:val="24"/>
-              </w:rPr>
-            </w:pPr>
-            <w:r>
-              <w:rPr>
-                <w:rFonts w:ascii="Times New Roman" w:hAnsi="Times New Roman" w:cs="Times New Roman"/>
-                <w:szCs w:val="24"/>
-              </w:rPr>
               <w:t>Intercept</w:t>
             </w:r>
           </w:p>
@@ -11547,18 +11515,59 @@
               <w:jc w:val="center"/>
               <w:rPr>
                 <w:rFonts w:ascii="Times New Roman" w:hAnsi="Times New Roman" w:cs="Times New Roman"/>
-                <w:color w:val="000000"/>
-                <w:szCs w:val="24"/>
-              </w:rPr>
-            </w:pPr>
-            <w:r>
-              <w:rPr>
-                <w:rFonts w:ascii="Times New Roman" w:hAnsi="Times New Roman" w:cs="Times New Roman"/>
-                <w:color w:val="000000"/>
+                <w:szCs w:val="24"/>
+              </w:rPr>
+            </w:pPr>
+            <w:r>
+              <w:rPr>
+                <w:rFonts w:ascii="Times New Roman" w:hAnsi="Times New Roman" w:cs="Times New Roman"/>
                 <w:szCs w:val="24"/>
               </w:rPr>
               <w:t>Intercept</w:t>
             </w:r>
+          </w:p>
+          <w:p>
+            <w:pPr>
+              <w:jc w:val="center"/>
+              <w:rPr>
+                <w:rFonts w:ascii="Times New Roman" w:hAnsi="Times New Roman" w:cs="Times New Roman"/>
+                <w:szCs w:val="24"/>
+              </w:rPr>
+            </w:pPr>
+            <w:r>
+              <w:rPr>
+                <w:rFonts w:ascii="Times New Roman" w:hAnsi="Times New Roman" w:cs="Times New Roman"/>
+                <w:szCs w:val="24"/>
+              </w:rPr>
+              <w:t>PLAND</w:t>
+            </w:r>
+          </w:p>
+          <w:p>
+            <w:pPr>
+              <w:jc w:val="center"/>
+              <w:rPr>
+                <w:rFonts w:ascii="Times New Roman" w:hAnsi="Times New Roman" w:cs="Times New Roman"/>
+                <w:color w:val="000000"/>
+                <w:szCs w:val="24"/>
+              </w:rPr>
+            </w:pPr>
+            <w:r>
+              <w:rPr>
+                <w:rFonts w:ascii="Times New Roman" w:hAnsi="Times New Roman" w:cs="Times New Roman"/>
+                <w:szCs w:val="24"/>
+              </w:rPr>
+              <w:t>LPI</w:t>
+            </w:r>
+          </w:p>
+          <w:p>
+            <w:pPr>
+              <w:jc w:val="center"/>
+              <w:rPr>
+                <w:rFonts w:ascii="Times New Roman" w:hAnsi="Times New Roman" w:cs="Times New Roman"/>
+                <w:color w:val="000000"/>
+                <w:szCs w:val="24"/>
+              </w:rPr>
+            </w:pPr>
           </w:p>
         </w:tc>
         <w:tc>
@@ -11640,60 +11649,60 @@
                 <w:szCs w:val="24"/>
               </w:rPr>
               <w:lastRenderedPageBreak/>
-              <w:t>12.28</w:t>
-            </w:r>
-          </w:p>
-          <w:p>
-            <w:pPr>
-              <w:jc w:val="center"/>
-              <w:rPr>
-                <w:rFonts w:ascii="Times New Roman" w:hAnsi="Times New Roman" w:cs="Times New Roman"/>
-                <w:color w:val="000000"/>
-                <w:szCs w:val="24"/>
-              </w:rPr>
-            </w:pPr>
-            <w:r>
-              <w:rPr>
-                <w:rFonts w:ascii="Times New Roman" w:hAnsi="Times New Roman" w:cs="Times New Roman"/>
-                <w:color w:val="000000"/>
-                <w:szCs w:val="24"/>
-              </w:rPr>
-              <w:t>3.93</w:t>
-            </w:r>
-          </w:p>
-          <w:p>
-            <w:pPr>
-              <w:jc w:val="center"/>
-              <w:rPr>
-                <w:rFonts w:ascii="Times New Roman" w:hAnsi="Times New Roman" w:cs="Times New Roman"/>
-                <w:color w:val="000000"/>
-                <w:szCs w:val="24"/>
-              </w:rPr>
-            </w:pPr>
-            <w:r>
-              <w:rPr>
-                <w:rFonts w:ascii="Times New Roman" w:hAnsi="Times New Roman" w:cs="Times New Roman"/>
-                <w:color w:val="000000"/>
-                <w:szCs w:val="24"/>
-              </w:rPr>
-              <w:t xml:space="preserve"> -</w:t>
-            </w:r>
-          </w:p>
-          <w:p>
-            <w:pPr>
-              <w:jc w:val="center"/>
-              <w:rPr>
-                <w:rFonts w:ascii="Times New Roman" w:hAnsi="Times New Roman" w:cs="Times New Roman"/>
-                <w:szCs w:val="24"/>
-              </w:rPr>
-            </w:pPr>
-            <w:r>
-              <w:rPr>
-                <w:rFonts w:ascii="Times New Roman" w:hAnsi="Times New Roman" w:cs="Times New Roman"/>
-                <w:color w:val="000000"/>
-                <w:szCs w:val="24"/>
-              </w:rPr>
-              <w:t xml:space="preserve"> -</w:t>
+              <w:t>-</w:t>
+            </w:r>
+          </w:p>
+          <w:p>
+            <w:pPr>
+              <w:jc w:val="center"/>
+              <w:rPr>
+                <w:rFonts w:ascii="Times New Roman" w:hAnsi="Times New Roman" w:cs="Times New Roman"/>
+                <w:color w:val="000000"/>
+                <w:szCs w:val="24"/>
+              </w:rPr>
+            </w:pPr>
+            <w:r>
+              <w:rPr>
+                <w:rFonts w:ascii="Times New Roman" w:hAnsi="Times New Roman" w:cs="Times New Roman"/>
+                <w:color w:val="000000"/>
+                <w:szCs w:val="24"/>
+              </w:rPr>
+              <w:t>-</w:t>
+            </w:r>
+          </w:p>
+          <w:p>
+            <w:pPr>
+              <w:jc w:val="center"/>
+              <w:rPr>
+                <w:rFonts w:ascii="Times New Roman" w:hAnsi="Times New Roman" w:cs="Times New Roman"/>
+                <w:color w:val="000000"/>
+                <w:szCs w:val="24"/>
+              </w:rPr>
+            </w:pPr>
+            <w:r>
+              <w:rPr>
+                <w:rFonts w:ascii="Times New Roman" w:hAnsi="Times New Roman" w:cs="Times New Roman"/>
+                <w:color w:val="000000"/>
+                <w:szCs w:val="24"/>
+              </w:rPr>
+              <w:t>2.78</w:t>
+            </w:r>
+          </w:p>
+          <w:p>
+            <w:pPr>
+              <w:jc w:val="center"/>
+              <w:rPr>
+                <w:rFonts w:ascii="Times New Roman" w:hAnsi="Times New Roman" w:cs="Times New Roman"/>
+                <w:szCs w:val="24"/>
+              </w:rPr>
+            </w:pPr>
+            <w:r>
+              <w:rPr>
+                <w:rFonts w:ascii="Times New Roman" w:hAnsi="Times New Roman" w:cs="Times New Roman"/>
+                <w:color w:val="000000"/>
+                <w:szCs w:val="24"/>
+              </w:rPr>
+              <w:t>3.07</w:t>
             </w:r>
           </w:p>
         </w:tc>
@@ -11776,59 +11785,74 @@
                 <w:szCs w:val="24"/>
               </w:rPr>
               <w:lastRenderedPageBreak/>
-              <w:t>2</w:t>
-            </w:r>
-          </w:p>
-          <w:p>
-            <w:pPr>
-              <w:jc w:val="center"/>
-              <w:rPr>
-                <w:rFonts w:ascii="Times New Roman" w:hAnsi="Times New Roman" w:cs="Times New Roman"/>
-                <w:color w:val="000000"/>
-                <w:szCs w:val="24"/>
-              </w:rPr>
-            </w:pPr>
-            <w:r>
-              <w:rPr>
-                <w:rFonts w:ascii="Times New Roman" w:hAnsi="Times New Roman" w:cs="Times New Roman"/>
-                <w:color w:val="000000"/>
-                <w:szCs w:val="24"/>
-              </w:rPr>
-              <w:t>2</w:t>
-            </w:r>
-          </w:p>
-          <w:p>
-            <w:pPr>
-              <w:jc w:val="center"/>
-              <w:rPr>
-                <w:rFonts w:ascii="Times New Roman" w:hAnsi="Times New Roman" w:cs="Times New Roman"/>
-                <w:color w:val="000000"/>
-                <w:szCs w:val="24"/>
-              </w:rPr>
-            </w:pPr>
-            <w:r>
-              <w:rPr>
-                <w:rFonts w:ascii="Times New Roman" w:hAnsi="Times New Roman" w:cs="Times New Roman"/>
-                <w:color w:val="000000"/>
-                <w:szCs w:val="24"/>
-              </w:rPr>
-              <w:t xml:space="preserve"> -</w:t>
-            </w:r>
-          </w:p>
-          <w:p>
-            <w:pPr>
-              <w:jc w:val="center"/>
-              <w:rPr>
-                <w:rFonts w:ascii="Times New Roman" w:hAnsi="Times New Roman" w:cs="Times New Roman"/>
-                <w:szCs w:val="24"/>
-              </w:rPr>
-            </w:pPr>
-            <w:r>
-              <w:rPr>
-                <w:rFonts w:ascii="Times New Roman" w:hAnsi="Times New Roman" w:cs="Times New Roman"/>
-                <w:szCs w:val="24"/>
-              </w:rPr>
-              <w:t xml:space="preserve"> -</w:t>
+              <w:t>-</w:t>
+            </w:r>
+          </w:p>
+          <w:p>
+            <w:pPr>
+              <w:jc w:val="center"/>
+              <w:rPr>
+                <w:rFonts w:ascii="Times New Roman" w:hAnsi="Times New Roman" w:cs="Times New Roman"/>
+                <w:color w:val="000000"/>
+                <w:szCs w:val="24"/>
+              </w:rPr>
+            </w:pPr>
+            <w:r>
+              <w:rPr>
+                <w:rFonts w:ascii="Times New Roman" w:hAnsi="Times New Roman" w:cs="Times New Roman"/>
+                <w:color w:val="000000"/>
+                <w:szCs w:val="24"/>
+              </w:rPr>
+              <w:t>-</w:t>
+            </w:r>
+          </w:p>
+          <w:p>
+            <w:pPr>
+              <w:jc w:val="center"/>
+              <w:rPr>
+                <w:rFonts w:ascii="Times New Roman" w:hAnsi="Times New Roman" w:cs="Times New Roman"/>
+                <w:color w:val="000000"/>
+                <w:szCs w:val="24"/>
+              </w:rPr>
+            </w:pPr>
+            <w:r>
+              <w:rPr>
+                <w:rFonts w:ascii="Times New Roman" w:hAnsi="Times New Roman" w:cs="Times New Roman"/>
+                <w:color w:val="000000"/>
+                <w:szCs w:val="24"/>
+              </w:rPr>
+              <w:t xml:space="preserve"> </w:t>
+            </w:r>
+            <w:r>
+              <w:rPr>
+                <w:rFonts w:ascii="Times New Roman" w:hAnsi="Times New Roman" w:cs="Times New Roman"/>
+                <w:color w:val="000000"/>
+                <w:szCs w:val="24"/>
+              </w:rPr>
+              <w:t>1</w:t>
+            </w:r>
+          </w:p>
+          <w:p>
+            <w:pPr>
+              <w:jc w:val="center"/>
+              <w:rPr>
+                <w:rFonts w:ascii="Times New Roman" w:hAnsi="Times New Roman" w:cs="Times New Roman"/>
+                <w:szCs w:val="24"/>
+              </w:rPr>
+            </w:pPr>
+            <w:r>
+              <w:rPr>
+                <w:rFonts w:ascii="Times New Roman" w:hAnsi="Times New Roman" w:cs="Times New Roman"/>
+                <w:szCs w:val="24"/>
+              </w:rPr>
+              <w:t xml:space="preserve"> </w:t>
+            </w:r>
+            <w:r>
+              <w:rPr>
+                <w:rFonts w:ascii="Times New Roman" w:hAnsi="Times New Roman" w:cs="Times New Roman"/>
+                <w:szCs w:val="24"/>
+              </w:rPr>
+              <w:t>1</w:t>
             </w:r>
           </w:p>
         </w:tc>
@@ -11845,17 +11869,13 @@
               <w:jc w:val="center"/>
               <w:rPr>
                 <w:rFonts w:ascii="Times New Roman" w:hAnsi="Times New Roman" w:cs="Times New Roman"/>
-                <w:b/>
-                <w:bCs/>
-                <w:color w:val="000000"/>
-                <w:szCs w:val="24"/>
-              </w:rPr>
-            </w:pPr>
-            <w:r>
-              <w:rPr>
-                <w:rFonts w:ascii="Times New Roman" w:hAnsi="Times New Roman" w:cs="Times New Roman"/>
-                <w:b/>
-                <w:bCs/>
+                <w:color w:val="000000"/>
+                <w:szCs w:val="24"/>
+              </w:rPr>
+            </w:pPr>
+            <w:r>
+              <w:rPr>
+                <w:rFonts w:ascii="Times New Roman" w:hAnsi="Times New Roman" w:cs="Times New Roman"/>
                 <w:color w:val="000000"/>
                 <w:szCs w:val="24"/>
               </w:rPr>
@@ -11904,76 +11924,87 @@
               <w:jc w:val="center"/>
               <w:rPr>
                 <w:rFonts w:ascii="Times New Roman" w:hAnsi="Times New Roman" w:cs="Times New Roman"/>
-                <w:b/>
-                <w:bCs/>
-                <w:color w:val="000000"/>
-                <w:szCs w:val="24"/>
-              </w:rPr>
-            </w:pPr>
-            <w:r>
-              <w:rPr>
-                <w:rFonts w:ascii="Times New Roman" w:hAnsi="Times New Roman" w:cs="Times New Roman"/>
-                <w:b/>
-                <w:bCs/>
+                <w:color w:val="000000"/>
+                <w:szCs w:val="24"/>
+              </w:rPr>
+            </w:pPr>
+            <w:r>
+              <w:rPr>
+                <w:rFonts w:ascii="Times New Roman" w:hAnsi="Times New Roman" w:cs="Times New Roman"/>
                 <w:color w:val="000000"/>
                 <w:szCs w:val="24"/>
               </w:rPr>
               <w:lastRenderedPageBreak/>
-              <w:t>0.002</w:t>
-            </w:r>
-          </w:p>
-          <w:p>
-            <w:pPr>
-              <w:jc w:val="center"/>
-              <w:rPr>
-                <w:rFonts w:ascii="Times New Roman" w:hAnsi="Times New Roman" w:cs="Times New Roman"/>
-                <w:color w:val="000000"/>
-                <w:szCs w:val="24"/>
-              </w:rPr>
-            </w:pPr>
-            <w:r>
-              <w:rPr>
-                <w:rFonts w:ascii="Times New Roman" w:hAnsi="Times New Roman" w:cs="Times New Roman"/>
-                <w:color w:val="000000"/>
-                <w:szCs w:val="24"/>
-              </w:rPr>
-              <w:t>0.140</w:t>
-            </w:r>
-          </w:p>
-          <w:p>
-            <w:pPr>
-              <w:jc w:val="center"/>
-              <w:rPr>
-                <w:rFonts w:ascii="Times New Roman" w:hAnsi="Times New Roman" w:cs="Times New Roman"/>
-                <w:color w:val="000000"/>
-                <w:szCs w:val="24"/>
-              </w:rPr>
-            </w:pPr>
-            <w:r>
-              <w:rPr>
-                <w:rFonts w:ascii="Times New Roman" w:hAnsi="Times New Roman" w:cs="Times New Roman"/>
-                <w:color w:val="000000"/>
-                <w:szCs w:val="24"/>
-              </w:rPr>
-              <w:t xml:space="preserve"> -</w:t>
-            </w:r>
-          </w:p>
-          <w:p>
-            <w:pPr>
-              <w:jc w:val="center"/>
-              <w:rPr>
-                <w:rFonts w:ascii="Times New Roman" w:hAnsi="Times New Roman" w:cs="Times New Roman"/>
-                <w:b/>
-                <w:bCs/>
-                <w:szCs w:val="24"/>
-              </w:rPr>
-            </w:pPr>
-            <w:r>
-              <w:rPr>
-                <w:rFonts w:ascii="Times New Roman" w:hAnsi="Times New Roman" w:cs="Times New Roman"/>
-                <w:szCs w:val="24"/>
-              </w:rPr>
-              <w:t xml:space="preserve"> -</w:t>
+              <w:t>-</w:t>
+            </w:r>
+          </w:p>
+          <w:p>
+            <w:pPr>
+              <w:jc w:val="center"/>
+              <w:rPr>
+                <w:rFonts w:ascii="Times New Roman" w:hAnsi="Times New Roman" w:cs="Times New Roman"/>
+                <w:color w:val="000000"/>
+                <w:szCs w:val="24"/>
+              </w:rPr>
+            </w:pPr>
+            <w:r>
+              <w:rPr>
+                <w:rFonts w:ascii="Times New Roman" w:hAnsi="Times New Roman" w:cs="Times New Roman"/>
+                <w:color w:val="000000"/>
+                <w:szCs w:val="24"/>
+              </w:rPr>
+              <w:t>-</w:t>
+            </w:r>
+          </w:p>
+          <w:p>
+            <w:pPr>
+              <w:jc w:val="center"/>
+              <w:rPr>
+                <w:rFonts w:ascii="Times New Roman" w:hAnsi="Times New Roman" w:cs="Times New Roman"/>
+                <w:color w:val="000000"/>
+                <w:szCs w:val="24"/>
+              </w:rPr>
+            </w:pPr>
+            <w:r>
+              <w:rPr>
+                <w:rFonts w:ascii="Times New Roman" w:hAnsi="Times New Roman" w:cs="Times New Roman"/>
+                <w:color w:val="000000"/>
+                <w:szCs w:val="24"/>
+              </w:rPr>
+              <w:t xml:space="preserve"> </w:t>
+            </w:r>
+            <w:r>
+              <w:rPr>
+                <w:rFonts w:ascii="Times New Roman" w:hAnsi="Times New Roman" w:cs="Times New Roman"/>
+                <w:color w:val="000000"/>
+                <w:szCs w:val="24"/>
+              </w:rPr>
+              <w:t>0.096</w:t>
+            </w:r>
+          </w:p>
+          <w:p>
+            <w:pPr>
+              <w:jc w:val="center"/>
+              <w:rPr>
+                <w:rFonts w:ascii="Times New Roman" w:hAnsi="Times New Roman" w:cs="Times New Roman"/>
+                <w:b/>
+                <w:bCs/>
+                <w:szCs w:val="24"/>
+              </w:rPr>
+            </w:pPr>
+            <w:r>
+              <w:rPr>
+                <w:rFonts w:ascii="Times New Roman" w:hAnsi="Times New Roman" w:cs="Times New Roman"/>
+                <w:szCs w:val="24"/>
+              </w:rPr>
+              <w:t xml:space="preserve"> </w:t>
+            </w:r>
+            <w:r>
+              <w:rPr>
+                <w:rFonts w:ascii="Times New Roman" w:hAnsi="Times New Roman" w:cs="Times New Roman"/>
+                <w:szCs w:val="24"/>
+              </w:rPr>
+              <w:t>0.080</w:t>
             </w:r>
           </w:p>
         </w:tc>
@@ -12526,7 +12557,7 @@
                 <w:rFonts w:ascii="Times New Roman" w:hAnsi="Times New Roman" w:cs="Times New Roman"/>
                 <w:szCs w:val="24"/>
               </w:rPr>
-              <w:t>TRT</w:t>
+              <w:t>Intercept</w:t>
             </w:r>
           </w:p>
           <w:p>
@@ -12658,25 +12689,25 @@
                 <w:color w:val="000000"/>
                 <w:szCs w:val="24"/>
               </w:rPr>
-              <w:t>12.28</w:t>
-            </w:r>
-          </w:p>
-          <w:p>
-            <w:pPr>
-              <w:jc w:val="center"/>
-              <w:rPr>
-                <w:rFonts w:ascii="Times New Roman" w:hAnsi="Times New Roman" w:cs="Times New Roman"/>
-                <w:color w:val="000000"/>
-                <w:szCs w:val="24"/>
-              </w:rPr>
-            </w:pPr>
-            <w:r>
-              <w:rPr>
-                <w:rFonts w:ascii="Times New Roman" w:hAnsi="Times New Roman" w:cs="Times New Roman"/>
-                <w:color w:val="000000"/>
-                <w:szCs w:val="24"/>
-              </w:rPr>
-              <w:t>3.93</w:t>
+              <w:t>6.81</w:t>
+            </w:r>
+          </w:p>
+          <w:p>
+            <w:pPr>
+              <w:jc w:val="center"/>
+              <w:rPr>
+                <w:rFonts w:ascii="Times New Roman" w:hAnsi="Times New Roman" w:cs="Times New Roman"/>
+                <w:color w:val="000000"/>
+                <w:szCs w:val="24"/>
+              </w:rPr>
+            </w:pPr>
+            <w:r>
+              <w:rPr>
+                <w:rFonts w:ascii="Times New Roman" w:hAnsi="Times New Roman" w:cs="Times New Roman"/>
+                <w:color w:val="000000"/>
+                <w:szCs w:val="24"/>
+              </w:rPr>
+              <w:t>-</w:t>
             </w:r>
           </w:p>
           <w:p>
@@ -12792,25 +12823,25 @@
                 <w:color w:val="000000"/>
                 <w:szCs w:val="24"/>
               </w:rPr>
-              <w:t>2</w:t>
-            </w:r>
-          </w:p>
-          <w:p>
-            <w:pPr>
-              <w:jc w:val="center"/>
-              <w:rPr>
-                <w:rFonts w:ascii="Times New Roman" w:hAnsi="Times New Roman" w:cs="Times New Roman"/>
-                <w:color w:val="000000"/>
-                <w:szCs w:val="24"/>
-              </w:rPr>
-            </w:pPr>
-            <w:r>
-              <w:rPr>
-                <w:rFonts w:ascii="Times New Roman" w:hAnsi="Times New Roman" w:cs="Times New Roman"/>
-                <w:color w:val="000000"/>
-                <w:szCs w:val="24"/>
-              </w:rPr>
-              <w:t>2</w:t>
+              <w:t>1</w:t>
+            </w:r>
+          </w:p>
+          <w:p>
+            <w:pPr>
+              <w:jc w:val="center"/>
+              <w:rPr>
+                <w:rFonts w:ascii="Times New Roman" w:hAnsi="Times New Roman" w:cs="Times New Roman"/>
+                <w:color w:val="000000"/>
+                <w:szCs w:val="24"/>
+              </w:rPr>
+            </w:pPr>
+            <w:r>
+              <w:rPr>
+                <w:rFonts w:ascii="Times New Roman" w:hAnsi="Times New Roman" w:cs="Times New Roman"/>
+                <w:color w:val="000000"/>
+                <w:szCs w:val="24"/>
+              </w:rPr>
+              <w:t>-</w:t>
             </w:r>
           </w:p>
           <w:p>
@@ -12943,25 +12974,35 @@
                 <w:color w:val="000000"/>
                 <w:szCs w:val="24"/>
               </w:rPr>
-              <w:t>0.002</w:t>
-            </w:r>
-          </w:p>
-          <w:p>
-            <w:pPr>
-              <w:jc w:val="center"/>
-              <w:rPr>
-                <w:rFonts w:ascii="Times New Roman" w:hAnsi="Times New Roman" w:cs="Times New Roman"/>
-                <w:color w:val="000000"/>
-                <w:szCs w:val="24"/>
-              </w:rPr>
-            </w:pPr>
-            <w:r>
-              <w:rPr>
-                <w:rFonts w:ascii="Times New Roman" w:hAnsi="Times New Roman" w:cs="Times New Roman"/>
-                <w:color w:val="000000"/>
-                <w:szCs w:val="24"/>
-              </w:rPr>
-              <w:t>0.140</w:t>
+              <w:t>0.00</w:t>
+            </w:r>
+            <w:r>
+              <w:rPr>
+                <w:rFonts w:ascii="Times New Roman" w:hAnsi="Times New Roman" w:cs="Times New Roman"/>
+                <w:b/>
+                <w:bCs/>
+                <w:color w:val="000000"/>
+                <w:szCs w:val="24"/>
+              </w:rPr>
+              <w:t>9</w:t>
+            </w:r>
+          </w:p>
+          <w:p>
+            <w:pPr>
+              <w:jc w:val="center"/>
+              <w:rPr>
+                <w:rFonts w:ascii="Times New Roman" w:hAnsi="Times New Roman" w:cs="Times New Roman"/>
+                <w:color w:val="000000"/>
+                <w:szCs w:val="24"/>
+              </w:rPr>
+            </w:pPr>
+            <w:r>
+              <w:rPr>
+                <w:rFonts w:ascii="Times New Roman" w:hAnsi="Times New Roman" w:cs="Times New Roman"/>
+                <w:color w:val="000000"/>
+                <w:szCs w:val="24"/>
+              </w:rPr>
+              <w:t>-</w:t>
             </w:r>
           </w:p>
           <w:p>
@@ -13522,6 +13563,14 @@
                 <w:szCs w:val="24"/>
               </w:rPr>
             </w:pPr>
+          </w:p>
+          <w:p>
+            <w:pPr>
+              <w:rPr>
+                <w:rFonts w:ascii="Times New Roman" w:hAnsi="Times New Roman" w:cs="Times New Roman"/>
+                <w:szCs w:val="24"/>
+              </w:rPr>
+            </w:pPr>
             <w:r>
               <w:rPr>
                 <w:rFonts w:ascii="Times New Roman" w:hAnsi="Times New Roman" w:cs="Times New Roman"/>
@@ -13542,8 +13591,17 @@
                 <w:rFonts w:ascii="Times New Roman" w:hAnsi="Times New Roman" w:cs="Times New Roman"/>
                 <w:szCs w:val="24"/>
               </w:rPr>
+              <w:lastRenderedPageBreak/>
               <w:t>Functional Turnover</w:t>
             </w:r>
+          </w:p>
+          <w:p>
+            <w:pPr>
+              <w:rPr>
+                <w:rFonts w:ascii="Times New Roman" w:hAnsi="Times New Roman" w:cs="Times New Roman"/>
+                <w:szCs w:val="24"/>
+              </w:rPr>
+            </w:pPr>
           </w:p>
           <w:p>
             <w:pPr>
@@ -13591,6 +13649,7 @@
                 <w:rFonts w:ascii="Times New Roman" w:hAnsi="Times New Roman" w:cs="Times New Roman"/>
                 <w:szCs w:val="24"/>
               </w:rPr>
+              <w:lastRenderedPageBreak/>
               <w:t>LPI</w:t>
             </w:r>
           </w:p>
@@ -13655,31 +13714,30 @@
                 <w:rFonts w:ascii="Times New Roman" w:hAnsi="Times New Roman" w:cs="Times New Roman"/>
                 <w:szCs w:val="24"/>
               </w:rPr>
-              <w:t>TRT</w:t>
-            </w:r>
-          </w:p>
-          <w:p>
-            <w:pPr>
-              <w:jc w:val="center"/>
-              <w:rPr>
-                <w:rFonts w:ascii="Times New Roman" w:hAnsi="Times New Roman" w:cs="Times New Roman"/>
-                <w:szCs w:val="24"/>
-              </w:rPr>
-            </w:pPr>
-            <w:r>
-              <w:rPr>
-                <w:rFonts w:ascii="Times New Roman" w:hAnsi="Times New Roman" w:cs="Times New Roman"/>
-                <w:szCs w:val="24"/>
-              </w:rPr>
-              <w:t>TRT</w:t>
-            </w:r>
-          </w:p>
-          <w:p>
-            <w:pPr>
-              <w:jc w:val="center"/>
-              <w:rPr>
-                <w:rFonts w:ascii="Times New Roman" w:hAnsi="Times New Roman" w:cs="Times New Roman"/>
-                <w:color w:val="000000"/>
+              <w:t>PLAND</w:t>
+            </w:r>
+          </w:p>
+          <w:p>
+            <w:pPr>
+              <w:jc w:val="center"/>
+              <w:rPr>
+                <w:rFonts w:ascii="Times New Roman" w:hAnsi="Times New Roman" w:cs="Times New Roman"/>
+                <w:szCs w:val="24"/>
+              </w:rPr>
+            </w:pPr>
+            <w:r>
+              <w:rPr>
+                <w:rFonts w:ascii="Times New Roman" w:hAnsi="Times New Roman" w:cs="Times New Roman"/>
+                <w:szCs w:val="24"/>
+              </w:rPr>
+              <w:t>ENN</w:t>
+            </w:r>
+          </w:p>
+          <w:p>
+            <w:pPr>
+              <w:jc w:val="center"/>
+              <w:rPr>
+                <w:rFonts w:ascii="Times New Roman" w:hAnsi="Times New Roman" w:cs="Times New Roman"/>
                 <w:szCs w:val="24"/>
               </w:rPr>
             </w:pPr>
@@ -13696,17 +13754,51 @@
               <w:jc w:val="center"/>
               <w:rPr>
                 <w:rFonts w:ascii="Times New Roman" w:hAnsi="Times New Roman" w:cs="Times New Roman"/>
-                <w:color w:val="000000"/>
-                <w:szCs w:val="24"/>
-              </w:rPr>
-            </w:pPr>
-            <w:r>
-              <w:rPr>
-                <w:rFonts w:ascii="Times New Roman" w:hAnsi="Times New Roman" w:cs="Times New Roman"/>
-                <w:color w:val="000000"/>
-                <w:szCs w:val="24"/>
-              </w:rPr>
-              <w:t>Intercept</w:t>
+                <w:szCs w:val="24"/>
+              </w:rPr>
+            </w:pPr>
+            <w:r>
+              <w:rPr>
+                <w:rFonts w:ascii="Times New Roman" w:hAnsi="Times New Roman" w:cs="Times New Roman"/>
+                <w:szCs w:val="24"/>
+              </w:rPr>
+              <w:lastRenderedPageBreak/>
+              <w:t>PLAND</w:t>
+            </w:r>
+          </w:p>
+          <w:p>
+            <w:pPr>
+              <w:jc w:val="center"/>
+              <w:rPr>
+                <w:rFonts w:ascii="Times New Roman" w:hAnsi="Times New Roman" w:cs="Times New Roman"/>
+                <w:color w:val="000000"/>
+                <w:szCs w:val="24"/>
+              </w:rPr>
+            </w:pPr>
+            <w:r>
+              <w:rPr>
+                <w:rFonts w:ascii="Times New Roman" w:hAnsi="Times New Roman" w:cs="Times New Roman"/>
+                <w:szCs w:val="24"/>
+              </w:rPr>
+              <w:t>ENN</w:t>
+            </w:r>
+          </w:p>
+          <w:p>
+            <w:pPr>
+              <w:jc w:val="center"/>
+              <w:rPr>
+                <w:rFonts w:ascii="Times New Roman" w:hAnsi="Times New Roman" w:cs="Times New Roman"/>
+                <w:color w:val="000000"/>
+                <w:szCs w:val="24"/>
+              </w:rPr>
+            </w:pPr>
+            <w:r>
+              <w:rPr>
+                <w:rFonts w:ascii="Times New Roman" w:hAnsi="Times New Roman" w:cs="Times New Roman"/>
+                <w:color w:val="000000"/>
+                <w:szCs w:val="24"/>
+              </w:rPr>
+              <w:t>LPI</w:t>
             </w:r>
           </w:p>
         </w:tc>
@@ -13733,6 +13825,7 @@
                 <w:color w:val="000000"/>
                 <w:szCs w:val="24"/>
               </w:rPr>
+              <w:lastRenderedPageBreak/>
               <w:t>1</w:t>
             </w:r>
             <w:r>
@@ -13829,60 +13922,121 @@
                 <w:color w:val="000000"/>
                 <w:szCs w:val="24"/>
               </w:rPr>
-              <w:t>12.28</w:t>
-            </w:r>
-          </w:p>
-          <w:p>
-            <w:pPr>
-              <w:jc w:val="center"/>
-              <w:rPr>
-                <w:rFonts w:ascii="Times New Roman" w:hAnsi="Times New Roman" w:cs="Times New Roman"/>
-                <w:color w:val="000000"/>
-                <w:szCs w:val="24"/>
-              </w:rPr>
-            </w:pPr>
-            <w:r>
-              <w:rPr>
-                <w:rFonts w:ascii="Times New Roman" w:hAnsi="Times New Roman" w:cs="Times New Roman"/>
-                <w:color w:val="000000"/>
-                <w:szCs w:val="24"/>
-              </w:rPr>
-              <w:t>3.93</w:t>
-            </w:r>
-          </w:p>
-          <w:p>
-            <w:pPr>
-              <w:jc w:val="center"/>
-              <w:rPr>
-                <w:rFonts w:ascii="Times New Roman" w:hAnsi="Times New Roman" w:cs="Times New Roman"/>
-                <w:color w:val="000000"/>
-                <w:szCs w:val="24"/>
-              </w:rPr>
-            </w:pPr>
-            <w:r>
-              <w:rPr>
-                <w:rFonts w:ascii="Times New Roman" w:hAnsi="Times New Roman" w:cs="Times New Roman"/>
-                <w:color w:val="000000"/>
-                <w:szCs w:val="24"/>
-              </w:rPr>
-              <w:t xml:space="preserve"> -</w:t>
-            </w:r>
-          </w:p>
-          <w:p>
-            <w:pPr>
-              <w:jc w:val="center"/>
-              <w:rPr>
-                <w:rFonts w:ascii="Times New Roman" w:hAnsi="Times New Roman" w:cs="Times New Roman"/>
-                <w:szCs w:val="24"/>
-              </w:rPr>
-            </w:pPr>
-            <w:r>
-              <w:rPr>
-                <w:rFonts w:ascii="Times New Roman" w:hAnsi="Times New Roman" w:cs="Times New Roman"/>
-                <w:color w:val="000000"/>
-                <w:szCs w:val="24"/>
-              </w:rPr>
-              <w:t xml:space="preserve"> -</w:t>
+              <w:t>2.</w:t>
+            </w:r>
+            <w:r>
+              <w:rPr>
+                <w:rFonts w:ascii="Times New Roman" w:hAnsi="Times New Roman" w:cs="Times New Roman"/>
+                <w:color w:val="000000"/>
+                <w:szCs w:val="24"/>
+              </w:rPr>
+              <w:t>14</w:t>
+            </w:r>
+          </w:p>
+          <w:p>
+            <w:pPr>
+              <w:jc w:val="center"/>
+              <w:rPr>
+                <w:rFonts w:ascii="Times New Roman" w:hAnsi="Times New Roman" w:cs="Times New Roman"/>
+                <w:color w:val="000000"/>
+                <w:szCs w:val="24"/>
+              </w:rPr>
+            </w:pPr>
+            <w:r>
+              <w:rPr>
+                <w:rFonts w:ascii="Times New Roman" w:hAnsi="Times New Roman" w:cs="Times New Roman"/>
+                <w:color w:val="000000"/>
+                <w:szCs w:val="24"/>
+              </w:rPr>
+              <w:t>4.25</w:t>
+            </w:r>
+          </w:p>
+          <w:p>
+            <w:pPr>
+              <w:jc w:val="center"/>
+              <w:rPr>
+                <w:rFonts w:ascii="Times New Roman" w:hAnsi="Times New Roman" w:cs="Times New Roman"/>
+                <w:color w:val="000000"/>
+                <w:szCs w:val="24"/>
+              </w:rPr>
+            </w:pPr>
+            <w:r>
+              <w:rPr>
+                <w:rFonts w:ascii="Times New Roman" w:hAnsi="Times New Roman" w:cs="Times New Roman"/>
+                <w:color w:val="000000"/>
+                <w:szCs w:val="24"/>
+              </w:rPr>
+              <w:t>-</w:t>
+            </w:r>
+          </w:p>
+          <w:p>
+            <w:pPr>
+              <w:jc w:val="center"/>
+              <w:rPr>
+                <w:rFonts w:ascii="Times New Roman" w:hAnsi="Times New Roman" w:cs="Times New Roman"/>
+                <w:color w:val="000000"/>
+                <w:szCs w:val="24"/>
+              </w:rPr>
+            </w:pPr>
+            <w:r>
+              <w:rPr>
+                <w:rFonts w:ascii="Times New Roman" w:hAnsi="Times New Roman" w:cs="Times New Roman"/>
+                <w:color w:val="000000"/>
+                <w:szCs w:val="24"/>
+              </w:rPr>
+              <w:lastRenderedPageBreak/>
+              <w:t xml:space="preserve"> </w:t>
+            </w:r>
+            <w:r>
+              <w:rPr>
+                <w:rFonts w:ascii="Times New Roman" w:hAnsi="Times New Roman" w:cs="Times New Roman"/>
+                <w:color w:val="000000"/>
+                <w:szCs w:val="24"/>
+              </w:rPr>
+              <w:t>2.28</w:t>
+            </w:r>
+          </w:p>
+          <w:p>
+            <w:pPr>
+              <w:jc w:val="center"/>
+              <w:rPr>
+                <w:rFonts w:ascii="Times New Roman" w:hAnsi="Times New Roman" w:cs="Times New Roman"/>
+                <w:color w:val="000000"/>
+                <w:szCs w:val="24"/>
+              </w:rPr>
+            </w:pPr>
+            <w:r>
+              <w:rPr>
+                <w:rFonts w:ascii="Times New Roman" w:hAnsi="Times New Roman" w:cs="Times New Roman"/>
+                <w:color w:val="000000"/>
+                <w:szCs w:val="24"/>
+              </w:rPr>
+              <w:t>4.39</w:t>
+            </w:r>
+          </w:p>
+          <w:p>
+            <w:pPr>
+              <w:jc w:val="center"/>
+              <w:rPr>
+                <w:rFonts w:ascii="Times New Roman" w:hAnsi="Times New Roman" w:cs="Times New Roman"/>
+                <w:szCs w:val="24"/>
+              </w:rPr>
+            </w:pPr>
+            <w:r>
+              <w:rPr>
+                <w:rFonts w:ascii="Times New Roman" w:hAnsi="Times New Roman" w:cs="Times New Roman"/>
+                <w:color w:val="000000"/>
+                <w:szCs w:val="24"/>
+              </w:rPr>
+              <w:t xml:space="preserve"> </w:t>
+            </w:r>
+            <w:r>
+              <w:rPr>
+                <w:rFonts w:ascii="Times New Roman" w:hAnsi="Times New Roman" w:cs="Times New Roman"/>
+                <w:color w:val="000000"/>
+                <w:szCs w:val="24"/>
+              </w:rPr>
+              <w:t>2.01</w:t>
             </w:r>
           </w:p>
         </w:tc>
@@ -13909,6 +14063,7 @@
                 <w:color w:val="000000"/>
                 <w:szCs w:val="24"/>
               </w:rPr>
+              <w:lastRenderedPageBreak/>
               <w:t>1</w:t>
             </w:r>
           </w:p>
@@ -13981,59 +14136,96 @@
                 <w:color w:val="000000"/>
                 <w:szCs w:val="24"/>
               </w:rPr>
-              <w:t>2</w:t>
-            </w:r>
-          </w:p>
-          <w:p>
-            <w:pPr>
-              <w:jc w:val="center"/>
-              <w:rPr>
-                <w:rFonts w:ascii="Times New Roman" w:hAnsi="Times New Roman" w:cs="Times New Roman"/>
-                <w:color w:val="000000"/>
-                <w:szCs w:val="24"/>
-              </w:rPr>
-            </w:pPr>
-            <w:r>
-              <w:rPr>
-                <w:rFonts w:ascii="Times New Roman" w:hAnsi="Times New Roman" w:cs="Times New Roman"/>
-                <w:color w:val="000000"/>
-                <w:szCs w:val="24"/>
-              </w:rPr>
-              <w:t>2</w:t>
-            </w:r>
-          </w:p>
-          <w:p>
-            <w:pPr>
-              <w:jc w:val="center"/>
-              <w:rPr>
-                <w:rFonts w:ascii="Times New Roman" w:hAnsi="Times New Roman" w:cs="Times New Roman"/>
-                <w:color w:val="000000"/>
-                <w:szCs w:val="24"/>
-              </w:rPr>
-            </w:pPr>
-            <w:r>
-              <w:rPr>
-                <w:rFonts w:ascii="Times New Roman" w:hAnsi="Times New Roman" w:cs="Times New Roman"/>
-                <w:color w:val="000000"/>
-                <w:szCs w:val="24"/>
-              </w:rPr>
-              <w:t xml:space="preserve"> -</w:t>
-            </w:r>
-          </w:p>
-          <w:p>
-            <w:pPr>
-              <w:jc w:val="center"/>
-              <w:rPr>
-                <w:rFonts w:ascii="Times New Roman" w:hAnsi="Times New Roman" w:cs="Times New Roman"/>
-                <w:szCs w:val="24"/>
-              </w:rPr>
-            </w:pPr>
-            <w:r>
-              <w:rPr>
-                <w:rFonts w:ascii="Times New Roman" w:hAnsi="Times New Roman" w:cs="Times New Roman"/>
-                <w:szCs w:val="24"/>
-              </w:rPr>
-              <w:t xml:space="preserve"> -</w:t>
+              <w:t>1</w:t>
+            </w:r>
+          </w:p>
+          <w:p>
+            <w:pPr>
+              <w:jc w:val="center"/>
+              <w:rPr>
+                <w:rFonts w:ascii="Times New Roman" w:hAnsi="Times New Roman" w:cs="Times New Roman"/>
+                <w:color w:val="000000"/>
+                <w:szCs w:val="24"/>
+              </w:rPr>
+            </w:pPr>
+            <w:r>
+              <w:rPr>
+                <w:rFonts w:ascii="Times New Roman" w:hAnsi="Times New Roman" w:cs="Times New Roman"/>
+                <w:color w:val="000000"/>
+                <w:szCs w:val="24"/>
+              </w:rPr>
+              <w:t>1</w:t>
+            </w:r>
+          </w:p>
+          <w:p>
+            <w:pPr>
+              <w:jc w:val="center"/>
+              <w:rPr>
+                <w:rFonts w:ascii="Times New Roman" w:hAnsi="Times New Roman" w:cs="Times New Roman"/>
+                <w:color w:val="000000"/>
+                <w:szCs w:val="24"/>
+              </w:rPr>
+            </w:pPr>
+            <w:r>
+              <w:rPr>
+                <w:rFonts w:ascii="Times New Roman" w:hAnsi="Times New Roman" w:cs="Times New Roman"/>
+                <w:color w:val="000000"/>
+                <w:szCs w:val="24"/>
+              </w:rPr>
+              <w:t>-</w:t>
+            </w:r>
+          </w:p>
+          <w:p>
+            <w:pPr>
+              <w:jc w:val="center"/>
+              <w:rPr>
+                <w:rFonts w:ascii="Times New Roman" w:hAnsi="Times New Roman" w:cs="Times New Roman"/>
+                <w:color w:val="000000"/>
+                <w:szCs w:val="24"/>
+              </w:rPr>
+            </w:pPr>
+            <w:r>
+              <w:rPr>
+                <w:rFonts w:ascii="Times New Roman" w:hAnsi="Times New Roman" w:cs="Times New Roman"/>
+                <w:color w:val="000000"/>
+                <w:szCs w:val="24"/>
+              </w:rPr>
+              <w:lastRenderedPageBreak/>
+              <w:t>1</w:t>
+            </w:r>
+          </w:p>
+          <w:p>
+            <w:pPr>
+              <w:jc w:val="center"/>
+              <w:rPr>
+                <w:rFonts w:ascii="Times New Roman" w:hAnsi="Times New Roman" w:cs="Times New Roman"/>
+                <w:color w:val="000000"/>
+                <w:szCs w:val="24"/>
+              </w:rPr>
+            </w:pPr>
+            <w:r>
+              <w:rPr>
+                <w:rFonts w:ascii="Times New Roman" w:hAnsi="Times New Roman" w:cs="Times New Roman"/>
+                <w:color w:val="000000"/>
+                <w:szCs w:val="24"/>
+              </w:rPr>
+              <w:t>1</w:t>
+            </w:r>
+          </w:p>
+          <w:p>
+            <w:pPr>
+              <w:jc w:val="center"/>
+              <w:rPr>
+                <w:rFonts w:ascii="Times New Roman" w:hAnsi="Times New Roman" w:cs="Times New Roman"/>
+                <w:szCs w:val="24"/>
+              </w:rPr>
+            </w:pPr>
+            <w:r>
+              <w:rPr>
+                <w:rFonts w:ascii="Times New Roman" w:hAnsi="Times New Roman" w:cs="Times New Roman"/>
+                <w:szCs w:val="24"/>
+              </w:rPr>
+              <w:t>1</w:t>
             </w:r>
           </w:p>
         </w:tc>
@@ -14060,6 +14252,7 @@
                 <w:color w:val="000000"/>
                 <w:szCs w:val="24"/>
               </w:rPr>
+              <w:lastRenderedPageBreak/>
               <w:t>0.</w:t>
             </w:r>
             <w:r>
@@ -14150,75 +14343,135 @@
               <w:jc w:val="center"/>
               <w:rPr>
                 <w:rFonts w:ascii="Times New Roman" w:hAnsi="Times New Roman" w:cs="Times New Roman"/>
-                <w:b/>
-                <w:bCs/>
-                <w:color w:val="000000"/>
-                <w:szCs w:val="24"/>
-              </w:rPr>
-            </w:pPr>
-            <w:r>
-              <w:rPr>
-                <w:rFonts w:ascii="Times New Roman" w:hAnsi="Times New Roman" w:cs="Times New Roman"/>
-                <w:b/>
-                <w:bCs/>
-                <w:color w:val="000000"/>
-                <w:szCs w:val="24"/>
-              </w:rPr>
-              <w:t>0.002</w:t>
-            </w:r>
-          </w:p>
-          <w:p>
-            <w:pPr>
-              <w:jc w:val="center"/>
-              <w:rPr>
-                <w:rFonts w:ascii="Times New Roman" w:hAnsi="Times New Roman" w:cs="Times New Roman"/>
-                <w:color w:val="000000"/>
-                <w:szCs w:val="24"/>
-              </w:rPr>
-            </w:pPr>
-            <w:r>
-              <w:rPr>
-                <w:rFonts w:ascii="Times New Roman" w:hAnsi="Times New Roman" w:cs="Times New Roman"/>
-                <w:color w:val="000000"/>
-                <w:szCs w:val="24"/>
-              </w:rPr>
-              <w:t>0.140</w:t>
-            </w:r>
-          </w:p>
-          <w:p>
-            <w:pPr>
-              <w:jc w:val="center"/>
-              <w:rPr>
-                <w:rFonts w:ascii="Times New Roman" w:hAnsi="Times New Roman" w:cs="Times New Roman"/>
-                <w:color w:val="000000"/>
-                <w:szCs w:val="24"/>
-              </w:rPr>
-            </w:pPr>
-            <w:r>
-              <w:rPr>
-                <w:rFonts w:ascii="Times New Roman" w:hAnsi="Times New Roman" w:cs="Times New Roman"/>
-                <w:color w:val="000000"/>
-                <w:szCs w:val="24"/>
-              </w:rPr>
-              <w:t xml:space="preserve"> -</w:t>
-            </w:r>
-          </w:p>
-          <w:p>
-            <w:pPr>
-              <w:jc w:val="center"/>
-              <w:rPr>
-                <w:rFonts w:ascii="Times New Roman" w:hAnsi="Times New Roman" w:cs="Times New Roman"/>
-                <w:b/>
-                <w:bCs/>
-                <w:szCs w:val="24"/>
-              </w:rPr>
-            </w:pPr>
-            <w:r>
-              <w:rPr>
-                <w:rFonts w:ascii="Times New Roman" w:hAnsi="Times New Roman" w:cs="Times New Roman"/>
-                <w:szCs w:val="24"/>
-              </w:rPr>
-              <w:t xml:space="preserve"> -</w:t>
+                <w:color w:val="000000"/>
+                <w:szCs w:val="24"/>
+              </w:rPr>
+            </w:pPr>
+            <w:r>
+              <w:rPr>
+                <w:rFonts w:ascii="Times New Roman" w:hAnsi="Times New Roman" w:cs="Times New Roman"/>
+                <w:color w:val="000000"/>
+                <w:szCs w:val="24"/>
+              </w:rPr>
+              <w:t>0.</w:t>
+            </w:r>
+            <w:r>
+              <w:rPr>
+                <w:rFonts w:ascii="Times New Roman" w:hAnsi="Times New Roman" w:cs="Times New Roman"/>
+                <w:color w:val="000000"/>
+                <w:szCs w:val="24"/>
+              </w:rPr>
+              <w:t>143</w:t>
+            </w:r>
+          </w:p>
+          <w:p>
+            <w:pPr>
+              <w:jc w:val="center"/>
+              <w:rPr>
+                <w:rFonts w:ascii="Times New Roman" w:hAnsi="Times New Roman" w:cs="Times New Roman"/>
+                <w:b/>
+                <w:bCs/>
+                <w:color w:val="000000"/>
+                <w:szCs w:val="24"/>
+              </w:rPr>
+            </w:pPr>
+            <w:r>
+              <w:rPr>
+                <w:rFonts w:ascii="Times New Roman" w:hAnsi="Times New Roman" w:cs="Times New Roman"/>
+                <w:b/>
+                <w:bCs/>
+                <w:color w:val="000000"/>
+                <w:szCs w:val="24"/>
+              </w:rPr>
+              <w:t>0.039</w:t>
+            </w:r>
+          </w:p>
+          <w:p>
+            <w:pPr>
+              <w:jc w:val="center"/>
+              <w:rPr>
+                <w:rFonts w:ascii="Times New Roman" w:hAnsi="Times New Roman" w:cs="Times New Roman"/>
+                <w:color w:val="000000"/>
+                <w:szCs w:val="24"/>
+              </w:rPr>
+            </w:pPr>
+            <w:r>
+              <w:rPr>
+                <w:rFonts w:ascii="Times New Roman" w:hAnsi="Times New Roman" w:cs="Times New Roman"/>
+                <w:color w:val="000000"/>
+                <w:szCs w:val="24"/>
+              </w:rPr>
+              <w:t>-</w:t>
+            </w:r>
+          </w:p>
+          <w:p>
+            <w:pPr>
+              <w:jc w:val="center"/>
+              <w:rPr>
+                <w:rFonts w:ascii="Times New Roman" w:hAnsi="Times New Roman" w:cs="Times New Roman"/>
+                <w:color w:val="000000"/>
+                <w:szCs w:val="24"/>
+              </w:rPr>
+            </w:pPr>
+            <w:r>
+              <w:rPr>
+                <w:rFonts w:ascii="Times New Roman" w:hAnsi="Times New Roman" w:cs="Times New Roman"/>
+                <w:color w:val="000000"/>
+                <w:szCs w:val="24"/>
+              </w:rPr>
+              <w:lastRenderedPageBreak/>
+              <w:t xml:space="preserve"> </w:t>
+            </w:r>
+            <w:r>
+              <w:rPr>
+                <w:rFonts w:ascii="Times New Roman" w:hAnsi="Times New Roman" w:cs="Times New Roman"/>
+                <w:color w:val="000000"/>
+                <w:szCs w:val="24"/>
+              </w:rPr>
+              <w:t>0.131</w:t>
+            </w:r>
+          </w:p>
+          <w:p>
+            <w:pPr>
+              <w:jc w:val="center"/>
+              <w:rPr>
+                <w:rFonts w:ascii="Times New Roman" w:hAnsi="Times New Roman" w:cs="Times New Roman"/>
+                <w:color w:val="000000"/>
+                <w:szCs w:val="24"/>
+              </w:rPr>
+            </w:pPr>
+            <w:r>
+              <w:rPr>
+                <w:rFonts w:ascii="Times New Roman" w:hAnsi="Times New Roman" w:cs="Times New Roman"/>
+                <w:color w:val="000000"/>
+                <w:szCs w:val="24"/>
+              </w:rPr>
+              <w:t>0.036</w:t>
+            </w:r>
+          </w:p>
+          <w:p>
+            <w:pPr>
+              <w:jc w:val="center"/>
+              <w:rPr>
+                <w:rFonts w:ascii="Times New Roman" w:hAnsi="Times New Roman" w:cs="Times New Roman"/>
+                <w:b/>
+                <w:bCs/>
+                <w:szCs w:val="24"/>
+              </w:rPr>
+            </w:pPr>
+            <w:r>
+              <w:rPr>
+                <w:rFonts w:ascii="Times New Roman" w:hAnsi="Times New Roman" w:cs="Times New Roman"/>
+                <w:szCs w:val="24"/>
+              </w:rPr>
+              <w:t xml:space="preserve"> </w:t>
+            </w:r>
+            <w:r>
+              <w:rPr>
+                <w:rFonts w:ascii="Times New Roman" w:hAnsi="Times New Roman" w:cs="Times New Roman"/>
+                <w:szCs w:val="24"/>
+              </w:rPr>
+              <w:t>0.157</w:t>
             </w:r>
           </w:p>
         </w:tc>
@@ -15064,6 +15317,7 @@
                 <w:color w:val="000000"/>
                 <w:szCs w:val="24"/>
               </w:rPr>
+              <w:lastRenderedPageBreak/>
               <w:t>Cavity</w:t>
             </w:r>
             <w:commentRangeEnd w:id="6"/>
@@ -15129,7 +15383,6 @@
                 <w:color w:val="000000"/>
                 <w:szCs w:val="24"/>
               </w:rPr>
-              <w:lastRenderedPageBreak/>
               <w:t>Wood</w:t>
             </w:r>
           </w:p>
@@ -15413,6 +15666,7 @@
                 <w:rFonts w:ascii="Times New Roman" w:hAnsi="Times New Roman" w:cs="Times New Roman"/>
                 <w:szCs w:val="24"/>
               </w:rPr>
+              <w:lastRenderedPageBreak/>
               <w:t>Intercept</w:t>
             </w:r>
           </w:p>
@@ -15463,7 +15717,6 @@
                 <w:rFonts w:ascii="Times New Roman" w:hAnsi="Times New Roman" w:cs="Times New Roman"/>
                 <w:szCs w:val="24"/>
               </w:rPr>
-              <w:lastRenderedPageBreak/>
               <w:t>TRT</w:t>
             </w:r>
           </w:p>
@@ -15805,6 +16058,7 @@
                 <w:rFonts w:ascii="Times New Roman" w:hAnsi="Times New Roman" w:cs="Times New Roman"/>
                 <w:szCs w:val="24"/>
               </w:rPr>
+              <w:lastRenderedPageBreak/>
               <w:t>-</w:t>
             </w:r>
           </w:p>
@@ -15853,7 +16107,6 @@
                 <w:rFonts w:ascii="Times New Roman" w:hAnsi="Times New Roman" w:cs="Times New Roman"/>
                 <w:szCs w:val="24"/>
               </w:rPr>
-              <w:lastRenderedPageBreak/>
               <w:t>4</w:t>
             </w:r>
             <w:r>
@@ -16173,6 +16426,7 @@
                 <w:rFonts w:ascii="Times New Roman" w:hAnsi="Times New Roman" w:cs="Times New Roman"/>
                 <w:szCs w:val="24"/>
               </w:rPr>
+              <w:lastRenderedPageBreak/>
               <w:t>-</w:t>
             </w:r>
           </w:p>
@@ -16221,7 +16475,6 @@
                 <w:rFonts w:ascii="Times New Roman" w:hAnsi="Times New Roman" w:cs="Times New Roman"/>
                 <w:szCs w:val="24"/>
               </w:rPr>
-              <w:lastRenderedPageBreak/>
               <w:t>1</w:t>
             </w:r>
           </w:p>
@@ -16601,6 +16854,7 @@
                 <w:rFonts w:ascii="Times New Roman" w:hAnsi="Times New Roman" w:cs="Times New Roman"/>
                 <w:szCs w:val="24"/>
               </w:rPr>
+              <w:lastRenderedPageBreak/>
               <w:t>-</w:t>
             </w:r>
           </w:p>
@@ -16655,7 +16909,6 @@
                 <w:bCs/>
                 <w:szCs w:val="24"/>
               </w:rPr>
-              <w:lastRenderedPageBreak/>
               <w:t>0.0</w:t>
             </w:r>
             <w:r>
@@ -17406,6 +17659,7 @@
                 <w:rFonts w:ascii="Times New Roman" w:hAnsi="Times New Roman" w:cs="Times New Roman"/>
                 <w:szCs w:val="24"/>
               </w:rPr>
+              <w:lastRenderedPageBreak/>
               <w:t>Body Length</w:t>
             </w:r>
           </w:p>
@@ -17657,6 +17911,7 @@
                 <w:color w:val="000000"/>
                 <w:szCs w:val="24"/>
               </w:rPr>
+              <w:lastRenderedPageBreak/>
               <w:t>Parasitic</w:t>
             </w:r>
           </w:p>
@@ -17716,6 +17971,7 @@
                 <w:rFonts w:ascii="Times New Roman" w:hAnsi="Times New Roman" w:cs="Times New Roman"/>
                 <w:szCs w:val="24"/>
               </w:rPr>
+              <w:lastRenderedPageBreak/>
               <w:t>Intercept</w:t>
             </w:r>
           </w:p>
@@ -18004,6 +18260,7 @@
                 <w:color w:val="000000"/>
                 <w:szCs w:val="24"/>
               </w:rPr>
+              <w:lastRenderedPageBreak/>
               <w:t>ENN</w:t>
             </w:r>
           </w:p>
@@ -18068,6 +18325,7 @@
                 <w:color w:val="000000"/>
                 <w:szCs w:val="24"/>
               </w:rPr>
+              <w:lastRenderedPageBreak/>
               <w:t>-</w:t>
             </w:r>
           </w:p>
@@ -18375,6 +18633,7 @@
                 <w:rFonts w:ascii="Times New Roman" w:hAnsi="Times New Roman" w:cs="Times New Roman"/>
                 <w:szCs w:val="24"/>
               </w:rPr>
+              <w:lastRenderedPageBreak/>
               <w:t>4</w:t>
             </w:r>
             <w:r>
@@ -18449,6 +18708,7 @@
                 <w:color w:val="000000"/>
                 <w:szCs w:val="24"/>
               </w:rPr>
+              <w:lastRenderedPageBreak/>
               <w:t>-</w:t>
             </w:r>
           </w:p>
@@ -18693,6 +18953,7 @@
                 <w:rFonts w:ascii="Times New Roman" w:hAnsi="Times New Roman" w:cs="Times New Roman"/>
                 <w:szCs w:val="24"/>
               </w:rPr>
+              <w:lastRenderedPageBreak/>
               <w:t>1</w:t>
             </w:r>
           </w:p>
@@ -18753,6 +19014,7 @@
                 <w:color w:val="000000"/>
                 <w:szCs w:val="24"/>
               </w:rPr>
+              <w:lastRenderedPageBreak/>
               <w:t>-</w:t>
             </w:r>
           </w:p>
@@ -19102,6 +19364,7 @@
                 <w:bCs/>
                 <w:szCs w:val="24"/>
               </w:rPr>
+              <w:lastRenderedPageBreak/>
               <w:t>0.028</w:t>
             </w:r>
           </w:p>
@@ -19791,6 +20054,7 @@
                 <w:rFonts w:ascii="Times New Roman" w:hAnsi="Times New Roman" w:cs="Times New Roman"/>
                 <w:szCs w:val="24"/>
               </w:rPr>
+              <w:lastRenderedPageBreak/>
               <w:t>Origin</w:t>
             </w:r>
           </w:p>
@@ -19816,6 +20080,7 @@
                 <w:rFonts w:ascii="Times New Roman" w:hAnsi="Times New Roman" w:cs="Times New Roman"/>
                 <w:szCs w:val="24"/>
               </w:rPr>
+              <w:lastRenderedPageBreak/>
               <w:t>Body Length</w:t>
             </w:r>
           </w:p>
@@ -20101,6 +20366,7 @@
                 <w:color w:val="000000"/>
                 <w:szCs w:val="24"/>
               </w:rPr>
+              <w:lastRenderedPageBreak/>
               <w:t>Native</w:t>
             </w:r>
           </w:p>
@@ -20159,6 +20425,7 @@
                 <w:rFonts w:ascii="Times New Roman" w:hAnsi="Times New Roman" w:cs="Times New Roman"/>
                 <w:szCs w:val="24"/>
               </w:rPr>
+              <w:lastRenderedPageBreak/>
               <w:t>Intercept</w:t>
             </w:r>
           </w:p>
@@ -20472,6 +20739,7 @@
                 <w:color w:val="000000"/>
                 <w:szCs w:val="24"/>
               </w:rPr>
+              <w:lastRenderedPageBreak/>
               <w:t>Intercept</w:t>
             </w:r>
           </w:p>
@@ -20518,6 +20786,7 @@
                 <w:color w:val="000000"/>
                 <w:szCs w:val="24"/>
               </w:rPr>
+              <w:lastRenderedPageBreak/>
               <w:t>-</w:t>
             </w:r>
           </w:p>
@@ -20857,6 +21126,7 @@
                 <w:rFonts w:ascii="Times New Roman" w:hAnsi="Times New Roman" w:cs="Times New Roman"/>
                 <w:szCs w:val="24"/>
               </w:rPr>
+              <w:lastRenderedPageBreak/>
               <w:t>-</w:t>
             </w:r>
           </w:p>
@@ -20901,6 +21171,7 @@
                 <w:color w:val="000000"/>
                 <w:szCs w:val="24"/>
               </w:rPr>
+              <w:lastRenderedPageBreak/>
               <w:t>-</w:t>
             </w:r>
           </w:p>
@@ -21177,6 +21448,7 @@
                 <w:rFonts w:ascii="Times New Roman" w:hAnsi="Times New Roman" w:cs="Times New Roman"/>
                 <w:szCs w:val="24"/>
               </w:rPr>
+              <w:lastRenderedPageBreak/>
               <w:t>-</w:t>
             </w:r>
           </w:p>
@@ -21221,6 +21493,7 @@
                 <w:color w:val="000000"/>
                 <w:szCs w:val="24"/>
               </w:rPr>
+              <w:lastRenderedPageBreak/>
               <w:t>-</w:t>
             </w:r>
           </w:p>
@@ -21613,6 +21886,7 @@
                 <w:rFonts w:ascii="Times New Roman" w:hAnsi="Times New Roman" w:cs="Times New Roman"/>
                 <w:szCs w:val="24"/>
               </w:rPr>
+              <w:lastRenderedPageBreak/>
               <w:t>-</w:t>
             </w:r>
           </w:p>
@@ -21662,6 +21936,7 @@
                 <w:rFonts w:ascii="Times New Roman" w:hAnsi="Times New Roman" w:cs="Times New Roman"/>
                 <w:szCs w:val="24"/>
               </w:rPr>
+              <w:lastRenderedPageBreak/>
               <w:t xml:space="preserve">Note. Alpha level for significant </w:t>
             </w:r>
             <w:r>
@@ -21754,527 +22029,6 @@
     </w:p>
     <w:p>
       <w:pPr>
-        <w:spacing w:line="480" w:lineRule="auto"/>
-        <w:rPr>
-          <w:rFonts w:ascii="Times New Roman" w:hAnsi="Times New Roman" w:cs="Times New Roman"/>
-          <w:szCs w:val="24"/>
-        </w:rPr>
-      </w:pPr>
-    </w:p>
-    <w:p>
-      <w:pPr>
-        <w:spacing w:line="480" w:lineRule="auto"/>
-        <w:rPr>
-          <w:rFonts w:ascii="Times New Roman" w:hAnsi="Times New Roman" w:cs="Times New Roman"/>
-          <w:szCs w:val="24"/>
-        </w:rPr>
-      </w:pPr>
-    </w:p>
-    <w:p>
-      <w:pPr>
-        <w:spacing w:line="480" w:lineRule="auto"/>
-        <w:rPr>
-          <w:rFonts w:ascii="Times New Roman" w:hAnsi="Times New Roman" w:cs="Times New Roman"/>
-          <w:szCs w:val="24"/>
-        </w:rPr>
-      </w:pPr>
-    </w:p>
-    <w:p>
-      <w:pPr>
-        <w:spacing w:line="480" w:lineRule="auto"/>
-        <w:rPr>
-          <w:rFonts w:ascii="Times New Roman" w:hAnsi="Times New Roman" w:cs="Times New Roman"/>
-          <w:szCs w:val="24"/>
-        </w:rPr>
-      </w:pPr>
-    </w:p>
-    <w:p>
-      <w:pPr>
-        <w:spacing w:line="480" w:lineRule="auto"/>
-        <w:rPr>
-          <w:rFonts w:ascii="Times New Roman" w:hAnsi="Times New Roman" w:cs="Times New Roman"/>
-          <w:szCs w:val="24"/>
-        </w:rPr>
-      </w:pPr>
-    </w:p>
-    <w:p>
-      <w:pPr>
-        <w:spacing w:line="480" w:lineRule="auto"/>
-        <w:rPr>
-          <w:rFonts w:ascii="Times New Roman" w:hAnsi="Times New Roman" w:cs="Times New Roman"/>
-          <w:szCs w:val="24"/>
-        </w:rPr>
-      </w:pPr>
-    </w:p>
-    <w:p>
-      <w:pPr>
-        <w:spacing w:line="480" w:lineRule="auto"/>
-        <w:rPr>
-          <w:rFonts w:ascii="Times New Roman" w:hAnsi="Times New Roman" w:cs="Times New Roman"/>
-          <w:szCs w:val="24"/>
-        </w:rPr>
-      </w:pPr>
-    </w:p>
-    <w:p>
-      <w:pPr>
-        <w:spacing w:line="480" w:lineRule="auto"/>
-        <w:rPr>
-          <w:rFonts w:ascii="Times New Roman" w:hAnsi="Times New Roman" w:cs="Times New Roman"/>
-          <w:szCs w:val="24"/>
-        </w:rPr>
-      </w:pPr>
-    </w:p>
-    <w:p>
-      <w:pPr>
-        <w:spacing w:line="480" w:lineRule="auto"/>
-        <w:rPr>
-          <w:rFonts w:ascii="Times New Roman" w:hAnsi="Times New Roman" w:cs="Times New Roman"/>
-          <w:sz w:val="24"/>
-          <w:szCs w:val="24"/>
-        </w:rPr>
-      </w:pPr>
-      <w:commentRangeStart w:id="17"/>
-      <w:r>
-        <w:rPr>
-          <w:rFonts w:ascii="Times New Roman" w:hAnsi="Times New Roman" w:cs="Times New Roman"/>
-          <w:sz w:val="24"/>
-          <w:szCs w:val="24"/>
-        </w:rPr>
-        <w:t xml:space="preserve">Figure </w:t>
-      </w:r>
-      <w:commentRangeEnd w:id="17"/>
-      <w:r>
-        <w:rPr>
-          <w:rStyle w:val="CommentReference"/>
-          <w:rFonts w:ascii="Times New Roman" w:hAnsi="Times New Roman" w:cs="Times New Roman"/>
-          <w:sz w:val="24"/>
-          <w:szCs w:val="24"/>
-        </w:rPr>
-        <w:commentReference w:id="17"/>
-      </w:r>
-      <w:r>
-        <w:rPr>
-          <w:rFonts w:ascii="Times New Roman" w:hAnsi="Times New Roman" w:cs="Times New Roman"/>
-          <w:sz w:val="24"/>
-          <w:szCs w:val="24"/>
-        </w:rPr>
-        <w:t xml:space="preserve">1- Significant treatment effects across species functional groups – a panel of the groups where </w:t>
-      </w:r>
-      <w:proofErr w:type="spellStart"/>
-      <w:r>
-        <w:rPr>
-          <w:rFonts w:ascii="Times New Roman" w:hAnsi="Times New Roman" w:cs="Times New Roman"/>
-          <w:sz w:val="24"/>
-          <w:szCs w:val="24"/>
-        </w:rPr>
-        <w:t>trt</w:t>
-      </w:r>
-      <w:proofErr w:type="spellEnd"/>
-      <w:r>
-        <w:rPr>
-          <w:rFonts w:ascii="Times New Roman" w:hAnsi="Times New Roman" w:cs="Times New Roman"/>
-          <w:sz w:val="24"/>
-          <w:szCs w:val="24"/>
-        </w:rPr>
-        <w:t xml:space="preserve"> was a significant predictor and the functional group was significantly different from the null model of the city. </w:t>
-      </w:r>
-    </w:p>
-    <w:p>
-      <w:pPr>
-        <w:spacing w:line="480" w:lineRule="auto"/>
-        <w:rPr>
-          <w:rFonts w:ascii="Times New Roman" w:hAnsi="Times New Roman" w:cs="Times New Roman"/>
-          <w:szCs w:val="24"/>
-        </w:rPr>
-      </w:pPr>
-      <w:r>
-        <w:rPr>
-          <w:rFonts w:ascii="Times New Roman" w:hAnsi="Times New Roman" w:cs="Times New Roman"/>
-          <w:noProof/>
-          <w:szCs w:val="24"/>
-        </w:rPr>
-        <w:lastRenderedPageBreak/>
-        <w:drawing>
-          <wp:inline distT="0" distB="0" distL="0" distR="0" wp14:anchorId="7530DF86" wp14:editId="6EFC1542">
-            <wp:extent cx="5943600" cy="3086100"/>
-            <wp:effectExtent l="0" t="0" r="0" b="0"/>
-            <wp:docPr id="2" name="Picture 2" descr="Chart, box and whisker chart&#10;&#10;Description automatically generated"/>
-            <wp:cNvGraphicFramePr>
-              <a:graphicFrameLocks xmlns:a="http://schemas.openxmlformats.org/drawingml/2006/main" noChangeAspect="1"/>
-            </wp:cNvGraphicFramePr>
-            <a:graphic xmlns:a="http://schemas.openxmlformats.org/drawingml/2006/main">
-              <a:graphicData uri="http://schemas.openxmlformats.org/drawingml/2006/picture">
-                <pic:pic xmlns:pic="http://schemas.openxmlformats.org/drawingml/2006/picture">
-                  <pic:nvPicPr>
-                    <pic:cNvPr id="2" name="Picture 2" descr="Chart, box and whisker chart&#10;&#10;Description automatically generated"/>
-                    <pic:cNvPicPr/>
-                  </pic:nvPicPr>
-                  <pic:blipFill rotWithShape="1">
-                    <a:blip r:embed="rId8">
-                      <a:extLst>
-                        <a:ext uri="{28A0092B-C50C-407E-A947-70E740481C1C}">
-                          <a14:useLocalDpi xmlns:a14="http://schemas.microsoft.com/office/drawing/2010/main" val="0"/>
-                        </a:ext>
-                      </a:extLst>
-                    </a:blip>
-                    <a:srcRect b="7692"/>
-                    <a:stretch/>
-                  </pic:blipFill>
-                  <pic:spPr bwMode="auto">
-                    <a:xfrm>
-                      <a:off x="0" y="0"/>
-                      <a:ext cx="5943600" cy="3086100"/>
-                    </a:xfrm>
-                    <a:prstGeom prst="rect">
-                      <a:avLst/>
-                    </a:prstGeom>
-                    <a:ln>
-                      <a:noFill/>
-                    </a:ln>
-                    <a:extLst>
-                      <a:ext uri="{53640926-AAD7-44D8-BBD7-CCE9431645EC}">
-                        <a14:shadowObscured xmlns:a14="http://schemas.microsoft.com/office/drawing/2010/main"/>
-                      </a:ext>
-                    </a:extLst>
-                  </pic:spPr>
-                </pic:pic>
-              </a:graphicData>
-            </a:graphic>
-          </wp:inline>
-        </w:drawing>
-      </w:r>
-    </w:p>
-    <w:p>
-      <w:pPr>
-        <w:spacing w:line="480" w:lineRule="auto"/>
-        <w:rPr>
-          <w:rFonts w:ascii="Times New Roman" w:hAnsi="Times New Roman" w:cs="Times New Roman"/>
-          <w:sz w:val="24"/>
-          <w:szCs w:val="24"/>
-        </w:rPr>
-      </w:pPr>
-    </w:p>
-    <w:p>
-      <w:pPr>
-        <w:spacing w:line="480" w:lineRule="auto"/>
-        <w:rPr>
-          <w:rFonts w:ascii="Times New Roman" w:hAnsi="Times New Roman" w:cs="Times New Roman"/>
-          <w:sz w:val="24"/>
-          <w:szCs w:val="24"/>
-        </w:rPr>
-      </w:pPr>
-    </w:p>
-    <w:p>
-      <w:pPr>
-        <w:spacing w:line="480" w:lineRule="auto"/>
-        <w:rPr>
-          <w:rFonts w:ascii="Times New Roman" w:hAnsi="Times New Roman" w:cs="Times New Roman"/>
-          <w:sz w:val="24"/>
-          <w:szCs w:val="24"/>
-        </w:rPr>
-      </w:pPr>
-    </w:p>
-    <w:p>
-      <w:pPr>
-        <w:spacing w:line="480" w:lineRule="auto"/>
-        <w:rPr>
-          <w:rFonts w:ascii="Times New Roman" w:hAnsi="Times New Roman" w:cs="Times New Roman"/>
-          <w:sz w:val="24"/>
-          <w:szCs w:val="24"/>
-        </w:rPr>
-      </w:pPr>
-    </w:p>
-    <w:p>
-      <w:pPr>
-        <w:spacing w:line="480" w:lineRule="auto"/>
-        <w:rPr>
-          <w:rFonts w:ascii="Times New Roman" w:hAnsi="Times New Roman" w:cs="Times New Roman"/>
-          <w:sz w:val="24"/>
-          <w:szCs w:val="24"/>
-        </w:rPr>
-      </w:pPr>
-    </w:p>
-    <w:p>
-      <w:pPr>
-        <w:spacing w:line="480" w:lineRule="auto"/>
-        <w:rPr>
-          <w:rFonts w:ascii="Times New Roman" w:hAnsi="Times New Roman" w:cs="Times New Roman"/>
-          <w:sz w:val="24"/>
-          <w:szCs w:val="24"/>
-        </w:rPr>
-      </w:pPr>
-    </w:p>
-    <w:p>
-      <w:pPr>
-        <w:spacing w:line="480" w:lineRule="auto"/>
-        <w:rPr>
-          <w:rFonts w:ascii="Times New Roman" w:hAnsi="Times New Roman" w:cs="Times New Roman"/>
-          <w:sz w:val="24"/>
-          <w:szCs w:val="24"/>
-        </w:rPr>
-      </w:pPr>
-    </w:p>
-    <w:p>
-      <w:pPr>
-        <w:spacing w:line="480" w:lineRule="auto"/>
-        <w:rPr>
-          <w:rFonts w:ascii="Times New Roman" w:hAnsi="Times New Roman" w:cs="Times New Roman"/>
-          <w:sz w:val="24"/>
-          <w:szCs w:val="24"/>
-        </w:rPr>
-      </w:pPr>
-      <w:r>
-        <w:rPr>
-          <w:rFonts w:ascii="Times New Roman" w:hAnsi="Times New Roman" w:cs="Times New Roman"/>
-          <w:sz w:val="24"/>
-          <w:szCs w:val="24"/>
-        </w:rPr>
-        <w:t xml:space="preserve">Figure 2- graph of LPI as a predictor of the SES for specialist bee species in comparison of the functional group proportion in vacant lots compared to a null based on the bees found in Cleveland. </w:t>
-      </w:r>
-    </w:p>
-    <w:p>
-      <w:pPr>
-        <w:spacing w:line="480" w:lineRule="auto"/>
-        <w:rPr>
-          <w:rFonts w:ascii="Times New Roman" w:hAnsi="Times New Roman" w:cs="Times New Roman"/>
-          <w:szCs w:val="24"/>
-        </w:rPr>
-      </w:pPr>
-      <w:r>
-        <w:rPr>
-          <w:rFonts w:ascii="Times New Roman" w:hAnsi="Times New Roman" w:cs="Times New Roman"/>
-          <w:noProof/>
-          <w:szCs w:val="24"/>
-        </w:rPr>
-        <w:lastRenderedPageBreak/>
-        <w:drawing>
-          <wp:inline distT="0" distB="0" distL="0" distR="0" wp14:anchorId="57C86F4C" wp14:editId="3F62AD39">
-            <wp:extent cx="4434921" cy="3492500"/>
-            <wp:effectExtent l="0" t="0" r="3810" b="0"/>
-            <wp:docPr id="1" name="Picture 1" descr="Chart&#10;&#10;Description automatically generated"/>
-            <wp:cNvGraphicFramePr>
-              <a:graphicFrameLocks xmlns:a="http://schemas.openxmlformats.org/drawingml/2006/main" noChangeAspect="1"/>
-            </wp:cNvGraphicFramePr>
-            <a:graphic xmlns:a="http://schemas.openxmlformats.org/drawingml/2006/main">
-              <a:graphicData uri="http://schemas.openxmlformats.org/drawingml/2006/picture">
-                <pic:pic xmlns:pic="http://schemas.openxmlformats.org/drawingml/2006/picture">
-                  <pic:nvPicPr>
-                    <pic:cNvPr id="1" name="Picture 1" descr="Chart&#10;&#10;Description automatically generated"/>
-                    <pic:cNvPicPr/>
-                  </pic:nvPicPr>
-                  <pic:blipFill>
-                    <a:blip r:embed="rId9"/>
-                    <a:stretch>
-                      <a:fillRect/>
-                    </a:stretch>
-                  </pic:blipFill>
-                  <pic:spPr>
-                    <a:xfrm>
-                      <a:off x="0" y="0"/>
-                      <a:ext cx="4438722" cy="3495493"/>
-                    </a:xfrm>
-                    <a:prstGeom prst="rect">
-                      <a:avLst/>
-                    </a:prstGeom>
-                  </pic:spPr>
-                </pic:pic>
-              </a:graphicData>
-            </a:graphic>
-          </wp:inline>
-        </w:drawing>
-      </w:r>
-    </w:p>
-    <w:p>
-      <w:pPr>
-        <w:spacing w:after="0" w:line="480" w:lineRule="auto"/>
-        <w:rPr>
-          <w:rFonts w:ascii="Times New Roman" w:hAnsi="Times New Roman" w:cs="Times New Roman"/>
-          <w:sz w:val="24"/>
-          <w:szCs w:val="24"/>
-        </w:rPr>
-      </w:pPr>
-    </w:p>
-    <w:p>
-      <w:pPr>
-        <w:spacing w:after="0" w:line="480" w:lineRule="auto"/>
-        <w:rPr>
-          <w:rFonts w:ascii="Times New Roman" w:hAnsi="Times New Roman" w:cs="Times New Roman"/>
-          <w:sz w:val="24"/>
-          <w:szCs w:val="24"/>
-        </w:rPr>
-      </w:pPr>
-    </w:p>
-    <w:p>
-      <w:pPr>
-        <w:spacing w:after="0" w:line="480" w:lineRule="auto"/>
-        <w:rPr>
-          <w:rFonts w:ascii="Times New Roman" w:hAnsi="Times New Roman" w:cs="Times New Roman"/>
-          <w:sz w:val="24"/>
-          <w:szCs w:val="24"/>
-        </w:rPr>
-      </w:pPr>
-    </w:p>
-    <w:p>
-      <w:pPr>
-        <w:spacing w:after="0" w:line="480" w:lineRule="auto"/>
-        <w:rPr>
-          <w:rFonts w:ascii="Times New Roman" w:hAnsi="Times New Roman" w:cs="Times New Roman"/>
-          <w:sz w:val="24"/>
-          <w:szCs w:val="24"/>
-        </w:rPr>
-      </w:pPr>
-    </w:p>
-    <w:p>
-      <w:pPr>
-        <w:spacing w:after="0" w:line="480" w:lineRule="auto"/>
-        <w:rPr>
-          <w:rFonts w:ascii="Times New Roman" w:hAnsi="Times New Roman" w:cs="Times New Roman"/>
-          <w:sz w:val="24"/>
-          <w:szCs w:val="24"/>
-        </w:rPr>
-      </w:pPr>
-    </w:p>
-    <w:p>
-      <w:pPr>
-        <w:spacing w:after="0" w:line="480" w:lineRule="auto"/>
-        <w:rPr>
-          <w:rFonts w:ascii="Times New Roman" w:hAnsi="Times New Roman" w:cs="Times New Roman"/>
-          <w:sz w:val="24"/>
-          <w:szCs w:val="24"/>
-        </w:rPr>
-      </w:pPr>
-    </w:p>
-    <w:p>
-      <w:pPr>
-        <w:spacing w:after="0" w:line="480" w:lineRule="auto"/>
-        <w:rPr>
-          <w:rFonts w:ascii="Times New Roman" w:hAnsi="Times New Roman" w:cs="Times New Roman"/>
-          <w:sz w:val="24"/>
-          <w:szCs w:val="24"/>
-        </w:rPr>
-      </w:pPr>
-    </w:p>
-    <w:p>
-      <w:pPr>
-        <w:spacing w:after="0" w:line="480" w:lineRule="auto"/>
-        <w:rPr>
-          <w:rFonts w:ascii="Times New Roman" w:hAnsi="Times New Roman" w:cs="Times New Roman"/>
-          <w:sz w:val="24"/>
-          <w:szCs w:val="24"/>
-        </w:rPr>
-      </w:pPr>
-      <w:commentRangeStart w:id="18"/>
-      <w:r>
-        <w:rPr>
-          <w:rFonts w:ascii="Times New Roman" w:hAnsi="Times New Roman" w:cs="Times New Roman"/>
-          <w:sz w:val="24"/>
-          <w:szCs w:val="24"/>
-        </w:rPr>
-        <w:t xml:space="preserve">Figure 3- graph of </w:t>
-      </w:r>
-      <w:commentRangeEnd w:id="18"/>
-      <w:r>
-        <w:rPr>
-          <w:rStyle w:val="CommentReference"/>
-          <w:rFonts w:ascii="Times New Roman" w:hAnsi="Times New Roman" w:cs="Times New Roman"/>
-          <w:sz w:val="24"/>
-          <w:szCs w:val="24"/>
-        </w:rPr>
-        <w:commentReference w:id="18"/>
-      </w:r>
-      <w:r>
-        <w:rPr>
-          <w:rFonts w:ascii="Times New Roman" w:hAnsi="Times New Roman" w:cs="Times New Roman"/>
-          <w:sz w:val="24"/>
-          <w:szCs w:val="24"/>
-        </w:rPr>
-        <w:t xml:space="preserve">significant predictors of </w:t>
-      </w:r>
-      <w:proofErr w:type="spellStart"/>
-      <w:r>
-        <w:rPr>
-          <w:rFonts w:ascii="Times New Roman" w:hAnsi="Times New Roman" w:cs="Times New Roman"/>
-          <w:sz w:val="24"/>
-          <w:szCs w:val="24"/>
-        </w:rPr>
-        <w:t>subsocial</w:t>
-      </w:r>
-      <w:proofErr w:type="spellEnd"/>
-      <w:r>
-        <w:rPr>
-          <w:rFonts w:ascii="Times New Roman" w:hAnsi="Times New Roman" w:cs="Times New Roman"/>
-          <w:sz w:val="24"/>
-          <w:szCs w:val="24"/>
-        </w:rPr>
-        <w:t xml:space="preserve"> species- percentage greenspace (PLAND) and ENN as predictors of SES in comparisons between the functional group found in vacant lot to the null models based on Cleveland’s species pool. </w:t>
-      </w:r>
-    </w:p>
-    <w:p>
-      <w:pPr>
-        <w:spacing w:after="0" w:line="480" w:lineRule="auto"/>
-      </w:pPr>
-      <w:r>
-        <w:rPr>
-          <w:noProof/>
-        </w:rPr>
-        <w:lastRenderedPageBreak/>
-        <w:drawing>
-          <wp:inline distT="0" distB="0" distL="0" distR="0" wp14:anchorId="479C2BCA" wp14:editId="4D48B42E">
-            <wp:extent cx="5943600" cy="2540000"/>
-            <wp:effectExtent l="0" t="0" r="0" b="0"/>
-            <wp:docPr id="4" name="Picture 4" descr="Chart&#10;&#10;Description automatically generated"/>
-            <wp:cNvGraphicFramePr>
-              <a:graphicFrameLocks xmlns:a="http://schemas.openxmlformats.org/drawingml/2006/main" noChangeAspect="1"/>
-            </wp:cNvGraphicFramePr>
-            <a:graphic xmlns:a="http://schemas.openxmlformats.org/drawingml/2006/main">
-              <a:graphicData uri="http://schemas.openxmlformats.org/drawingml/2006/picture">
-                <pic:pic xmlns:pic="http://schemas.openxmlformats.org/drawingml/2006/picture">
-                  <pic:nvPicPr>
-                    <pic:cNvPr id="4" name="Picture 4" descr="Chart&#10;&#10;Description automatically generated"/>
-                    <pic:cNvPicPr/>
-                  </pic:nvPicPr>
-                  <pic:blipFill rotWithShape="1">
-                    <a:blip r:embed="rId10">
-                      <a:extLst>
-                        <a:ext uri="{28A0092B-C50C-407E-A947-70E740481C1C}">
-                          <a14:useLocalDpi xmlns:a14="http://schemas.microsoft.com/office/drawing/2010/main" val="0"/>
-                        </a:ext>
-                      </a:extLst>
-                    </a:blip>
-                    <a:srcRect t="9687" b="14340"/>
-                    <a:stretch/>
-                  </pic:blipFill>
-                  <pic:spPr bwMode="auto">
-                    <a:xfrm>
-                      <a:off x="0" y="0"/>
-                      <a:ext cx="5943600" cy="2540000"/>
-                    </a:xfrm>
-                    <a:prstGeom prst="rect">
-                      <a:avLst/>
-                    </a:prstGeom>
-                    <a:ln>
-                      <a:noFill/>
-                    </a:ln>
-                    <a:extLst>
-                      <a:ext uri="{53640926-AAD7-44D8-BBD7-CCE9431645EC}">
-                        <a14:shadowObscured xmlns:a14="http://schemas.microsoft.com/office/drawing/2010/main"/>
-                      </a:ext>
-                    </a:extLst>
-                  </pic:spPr>
-                </pic:pic>
-              </a:graphicData>
-            </a:graphic>
-          </wp:inline>
-        </w:drawing>
-      </w:r>
-    </w:p>
-    <w:p>
-      <w:pPr>
-        <w:spacing w:after="0" w:line="480" w:lineRule="auto"/>
-      </w:pPr>
-    </w:p>
-    <w:p>
-      <w:pPr>
         <w:spacing w:after="0" w:line="480" w:lineRule="auto"/>
         <w:rPr>
           <w:rFonts w:ascii="Times New Roman" w:hAnsi="Times New Roman" w:cs="Times New Roman"/>
@@ -22297,7 +22051,7 @@
 
 <file path=word/comments.xml><?xml version="1.0" encoding="utf-8"?>
 <w:comments xmlns:wpc="http://schemas.microsoft.com/office/word/2010/wordprocessingCanvas" xmlns:cx="http://schemas.microsoft.com/office/drawing/2014/chartex" xmlns:cx1="http://schemas.microsoft.com/office/drawing/2015/9/8/chartex" xmlns:cx2="http://schemas.microsoft.com/office/drawing/2015/10/21/chartex" xmlns:cx3="http://schemas.microsoft.com/office/drawing/2016/5/9/chartex" xmlns:cx4="http://schemas.microsoft.com/office/drawing/2016/5/10/chartex" xmlns:cx5="http://schemas.microsoft.com/office/drawing/2016/5/11/chartex" xmlns:cx6="http://schemas.microsoft.com/office/drawing/2016/5/12/chartex" xmlns:cx7="http://schemas.microsoft.com/office/drawing/2016/5/13/chartex" xmlns:cx8="http://schemas.microsoft.com/office/drawing/2016/5/14/chartex" xmlns:mc="http://schemas.openxmlformats.org/markup-compatibility/2006" xmlns:aink="http://schemas.microsoft.com/office/drawing/2016/ink" xmlns:am3d="http://schemas.microsoft.com/office/drawing/2017/model3d" xmlns:o="urn:schemas-microsoft-com:office:office" xmlns:oel="http://schemas.microsoft.com/office/2019/extlst" xmlns:r="http://schemas.openxmlformats.org/officeDocument/2006/relationships" xmlns:m="http://schemas.openxmlformats.org/officeDocument/2006/math" xmlns:v="urn:schemas-microsoft-com:vml" xmlns:wp14="http://schemas.microsoft.com/office/word/2010/wordprocessingDrawing" xmlns:wp="http://schemas.openxmlformats.org/drawingml/2006/wordprocessingDrawing" xmlns:w10="urn:schemas-microsoft-com:office:word" xmlns:w="http://schemas.openxmlformats.org/wordprocessingml/2006/main" xmlns:w14="http://schemas.microsoft.com/office/word/2010/wordml" xmlns:w15="http://schemas.microsoft.com/office/word/2012/wordml" xmlns:w16cex="http://schemas.microsoft.com/office/word/2018/wordml/cex" xmlns:w16cid="http://schemas.microsoft.com/office/word/2016/wordml/cid" xmlns:w16="http://schemas.microsoft.com/office/word/2018/wordml" xmlns:w16sdtdh="http://schemas.microsoft.com/office/word/2020/wordml/sdtdatahash" xmlns:w16se="http://schemas.microsoft.com/office/word/2015/wordml/symex" xmlns:wpg="http://schemas.microsoft.com/office/word/2010/wordprocessingGroup" xmlns:wpi="http://schemas.microsoft.com/office/word/2010/wordprocessingInk" xmlns:wne="http://schemas.microsoft.com/office/word/2006/wordml" xmlns:wps="http://schemas.microsoft.com/office/word/2010/wordprocessingShape" mc:Ignorable="w14 w15 w16se w16cid w16 w16cex w16sdtdh wp14">
-  <w:comment w:id="1" w:author="Shepard, Caralee A." w:date="2023-01-09T16:36:00Z" w:initials="SCA">
+  <w:comment w:id="1" w:author="Shepard, Caralee A." w:date="2023-01-10T10:15:00Z" w:initials="SCA">
     <w:p>
       <w:pPr>
         <w:pStyle w:val="CommentText"/>
@@ -22309,7 +22063,7 @@
         <w:annotationRef/>
       </w:r>
       <w:r>
-        <w:t>Need to start here next time I pick up</w:t>
+        <w:t>Failed normality test. I am not seeing any major outliers</w:t>
       </w:r>
     </w:p>
   </w:comment>
@@ -22553,44 +22307,12 @@
       </w:r>
     </w:p>
   </w:comment>
-  <w:comment w:id="17" w:author="Shepard, Caralee A." w:date="2022-09-30T11:19:00Z" w:initials="SCA">
-    <w:p>
-      <w:pPr>
-        <w:pStyle w:val="CommentText"/>
-      </w:pPr>
-      <w:r>
-        <w:rPr>
-          <w:rStyle w:val="CommentReference"/>
-        </w:rPr>
-        <w:annotationRef/>
-      </w:r>
-      <w:r>
-        <w:t>All of the figures were for local trtmt changes. So they will all be different</w:t>
-      </w:r>
-    </w:p>
-  </w:comment>
-  <w:comment w:id="18" w:author="Perry, Kayla" w:date="2022-07-12T13:08:00Z" w:initials="PK">
-    <w:p>
-      <w:pPr>
-        <w:pStyle w:val="CommentText"/>
-      </w:pPr>
-      <w:r>
-        <w:rPr>
-          <w:rStyle w:val="CommentReference"/>
-        </w:rPr>
-        <w:annotationRef/>
-      </w:r>
-      <w:r>
-        <w:t>I’m wondering if you should do a panel of these like the panel treatment figure above? And label them with the metric like above?</w:t>
-      </w:r>
-    </w:p>
-  </w:comment>
 </w:comments>
 </file>
 
 <file path=word/commentsExtended.xml><?xml version="1.0" encoding="utf-8"?>
 <w15:commentsEx xmlns:wpc="http://schemas.microsoft.com/office/word/2010/wordprocessingCanvas" xmlns:cx="http://schemas.microsoft.com/office/drawing/2014/chartex" xmlns:cx1="http://schemas.microsoft.com/office/drawing/2015/9/8/chartex" xmlns:cx2="http://schemas.microsoft.com/office/drawing/2015/10/21/chartex" xmlns:cx3="http://schemas.microsoft.com/office/drawing/2016/5/9/chartex" xmlns:cx4="http://schemas.microsoft.com/office/drawing/2016/5/10/chartex" xmlns:cx5="http://schemas.microsoft.com/office/drawing/2016/5/11/chartex" xmlns:cx6="http://schemas.microsoft.com/office/drawing/2016/5/12/chartex" xmlns:cx7="http://schemas.microsoft.com/office/drawing/2016/5/13/chartex" xmlns:cx8="http://schemas.microsoft.com/office/drawing/2016/5/14/chartex" xmlns:mc="http://schemas.openxmlformats.org/markup-compatibility/2006" xmlns:aink="http://schemas.microsoft.com/office/drawing/2016/ink" xmlns:am3d="http://schemas.microsoft.com/office/drawing/2017/model3d" xmlns:o="urn:schemas-microsoft-com:office:office" xmlns:oel="http://schemas.microsoft.com/office/2019/extlst" xmlns:r="http://schemas.openxmlformats.org/officeDocument/2006/relationships" xmlns:m="http://schemas.openxmlformats.org/officeDocument/2006/math" xmlns:v="urn:schemas-microsoft-com:vml" xmlns:wp14="http://schemas.microsoft.com/office/word/2010/wordprocessingDrawing" xmlns:wp="http://schemas.openxmlformats.org/drawingml/2006/wordprocessingDrawing" xmlns:w10="urn:schemas-microsoft-com:office:word" xmlns:w="http://schemas.openxmlformats.org/wordprocessingml/2006/main" xmlns:w14="http://schemas.microsoft.com/office/word/2010/wordml" xmlns:w15="http://schemas.microsoft.com/office/word/2012/wordml" xmlns:w16cex="http://schemas.microsoft.com/office/word/2018/wordml/cex" xmlns:w16cid="http://schemas.microsoft.com/office/word/2016/wordml/cid" xmlns:w16="http://schemas.microsoft.com/office/word/2018/wordml" xmlns:w16sdtdh="http://schemas.microsoft.com/office/word/2020/wordml/sdtdatahash" xmlns:w16se="http://schemas.microsoft.com/office/word/2015/wordml/symex" xmlns:wpg="http://schemas.microsoft.com/office/word/2010/wordprocessingGroup" xmlns:wpi="http://schemas.microsoft.com/office/word/2010/wordprocessingInk" xmlns:wne="http://schemas.microsoft.com/office/word/2006/wordml" xmlns:wps="http://schemas.microsoft.com/office/word/2010/wordprocessingShape" mc:Ignorable="w14 w15 w16se w16cid w16 w16cex w16sdtdh wp14">
-  <w15:commentEx w15:paraId="7B46C1D5" w15:done="0"/>
+  <w15:commentEx w15:paraId="68C98086" w15:done="0"/>
   <w15:commentEx w15:paraId="7AC3ED97" w15:done="1"/>
   <w15:commentEx w15:paraId="497EA4DA" w15:done="1"/>
   <w15:commentEx w15:paraId="6545A1BA" w15:done="0"/>
@@ -22606,14 +22328,12 @@
   <w15:commentEx w15:paraId="01A3BF3A" w15:done="0"/>
   <w15:commentEx w15:paraId="007E0DA7" w15:done="0"/>
   <w15:commentEx w15:paraId="4D228F10" w15:paraIdParent="007E0DA7" w15:done="0"/>
-  <w15:commentEx w15:paraId="1AA79BD5" w15:done="0"/>
-  <w15:commentEx w15:paraId="793533B5" w15:done="0"/>
 </w15:commentsEx>
 </file>
 
 <file path=word/commentsExtensible.xml><?xml version="1.0" encoding="utf-8"?>
 <w16cex:commentsExtensible xmlns:wpc="http://schemas.microsoft.com/office/word/2010/wordprocessingCanvas" xmlns:cx="http://schemas.microsoft.com/office/drawing/2014/chartex" xmlns:cx1="http://schemas.microsoft.com/office/drawing/2015/9/8/chartex" xmlns:cx2="http://schemas.microsoft.com/office/drawing/2015/10/21/chartex" xmlns:cx3="http://schemas.microsoft.com/office/drawing/2016/5/9/chartex" xmlns:cx4="http://schemas.microsoft.com/office/drawing/2016/5/10/chartex" xmlns:cx5="http://schemas.microsoft.com/office/drawing/2016/5/11/chartex" xmlns:cx6="http://schemas.microsoft.com/office/drawing/2016/5/12/chartex" xmlns:cx7="http://schemas.microsoft.com/office/drawing/2016/5/13/chartex" xmlns:cx8="http://schemas.microsoft.com/office/drawing/2016/5/14/chartex" xmlns:mc="http://schemas.openxmlformats.org/markup-compatibility/2006" xmlns:aink="http://schemas.microsoft.com/office/drawing/2016/ink" xmlns:am3d="http://schemas.microsoft.com/office/drawing/2017/model3d" xmlns:o="urn:schemas-microsoft-com:office:office" xmlns:oel="http://schemas.microsoft.com/office/2019/extlst" xmlns:r="http://schemas.openxmlformats.org/officeDocument/2006/relationships" xmlns:m="http://schemas.openxmlformats.org/officeDocument/2006/math" xmlns:v="urn:schemas-microsoft-com:vml" xmlns:wp14="http://schemas.microsoft.com/office/word/2010/wordprocessingDrawing" xmlns:wp="http://schemas.openxmlformats.org/drawingml/2006/wordprocessingDrawing" xmlns:w10="urn:schemas-microsoft-com:office:word" xmlns:w="http://schemas.openxmlformats.org/wordprocessingml/2006/main" xmlns:w14="http://schemas.microsoft.com/office/word/2010/wordml" xmlns:w15="http://schemas.microsoft.com/office/word/2012/wordml" xmlns:w16cex="http://schemas.microsoft.com/office/word/2018/wordml/cex" xmlns:w16cid="http://schemas.microsoft.com/office/word/2016/wordml/cid" xmlns:w16="http://schemas.microsoft.com/office/word/2018/wordml" xmlns:w16sdtdh="http://schemas.microsoft.com/office/word/2020/wordml/sdtdatahash" xmlns:w16se="http://schemas.microsoft.com/office/word/2015/wordml/symex" xmlns:wpg="http://schemas.microsoft.com/office/word/2010/wordprocessingGroup" xmlns:wpi="http://schemas.microsoft.com/office/word/2010/wordprocessingInk" xmlns:wne="http://schemas.microsoft.com/office/word/2006/wordml" xmlns:wps="http://schemas.microsoft.com/office/word/2010/wordprocessingShape" mc:Ignorable="w14 w15 w16se w16cid w16 w16cex w16sdtdh wp14">
-  <w16cex:commentExtensible w16cex:durableId="2766C111" w16cex:dateUtc="2023-01-09T21:36:00Z"/>
+  <w16cex:commentExtensible w16cex:durableId="2767B92E" w16cex:dateUtc="2023-01-10T15:15:00Z"/>
   <w16cex:commentExtensible w16cex:durableId="2677DED0" w16cex:dateUtc="2022-07-12T15:51:00Z"/>
   <w16cex:commentExtensible w16cex:durableId="2677ECAA" w16cex:dateUtc="2022-07-12T16:50:00Z"/>
   <w16cex:commentExtensible w16cex:durableId="26E539CC" w16cex:dateUtc="2022-10-03T14:37:00Z"/>
@@ -22629,14 +22349,12 @@
   <w16cex:commentExtensible w16cex:durableId="276690CE" w16cex:dateUtc="2023-01-09T18:10:00Z"/>
   <w16cex:commentExtensible w16cex:durableId="26E53764" w16cex:dateUtc="2022-10-03T14:26:00Z"/>
   <w16cex:commentExtensible w16cex:durableId="27568B9A" w16cex:dateUtc="2022-12-28T14:32:00Z"/>
-  <w16cex:commentExtensible w16cex:durableId="26E14F5E" w16cex:dateUtc="2022-09-30T15:19:00Z"/>
-  <w16cex:commentExtensible w16cex:durableId="2677F0C4" w16cex:dateUtc="2022-07-12T17:08:00Z"/>
 </w16cex:commentsExtensible>
 </file>
 
 <file path=word/commentsIds.xml><?xml version="1.0" encoding="utf-8"?>
 <w16cid:commentsIds xmlns:wpc="http://schemas.microsoft.com/office/word/2010/wordprocessingCanvas" xmlns:cx="http://schemas.microsoft.com/office/drawing/2014/chartex" xmlns:cx1="http://schemas.microsoft.com/office/drawing/2015/9/8/chartex" xmlns:cx2="http://schemas.microsoft.com/office/drawing/2015/10/21/chartex" xmlns:cx3="http://schemas.microsoft.com/office/drawing/2016/5/9/chartex" xmlns:cx4="http://schemas.microsoft.com/office/drawing/2016/5/10/chartex" xmlns:cx5="http://schemas.microsoft.com/office/drawing/2016/5/11/chartex" xmlns:cx6="http://schemas.microsoft.com/office/drawing/2016/5/12/chartex" xmlns:cx7="http://schemas.microsoft.com/office/drawing/2016/5/13/chartex" xmlns:cx8="http://schemas.microsoft.com/office/drawing/2016/5/14/chartex" xmlns:mc="http://schemas.openxmlformats.org/markup-compatibility/2006" xmlns:aink="http://schemas.microsoft.com/office/drawing/2016/ink" xmlns:am3d="http://schemas.microsoft.com/office/drawing/2017/model3d" xmlns:o="urn:schemas-microsoft-com:office:office" xmlns:oel="http://schemas.microsoft.com/office/2019/extlst" xmlns:r="http://schemas.openxmlformats.org/officeDocument/2006/relationships" xmlns:m="http://schemas.openxmlformats.org/officeDocument/2006/math" xmlns:v="urn:schemas-microsoft-com:vml" xmlns:wp14="http://schemas.microsoft.com/office/word/2010/wordprocessingDrawing" xmlns:wp="http://schemas.openxmlformats.org/drawingml/2006/wordprocessingDrawing" xmlns:w10="urn:schemas-microsoft-com:office:word" xmlns:w="http://schemas.openxmlformats.org/wordprocessingml/2006/main" xmlns:w14="http://schemas.microsoft.com/office/word/2010/wordml" xmlns:w15="http://schemas.microsoft.com/office/word/2012/wordml" xmlns:w16cex="http://schemas.microsoft.com/office/word/2018/wordml/cex" xmlns:w16cid="http://schemas.microsoft.com/office/word/2016/wordml/cid" xmlns:w16="http://schemas.microsoft.com/office/word/2018/wordml" xmlns:w16sdtdh="http://schemas.microsoft.com/office/word/2020/wordml/sdtdatahash" xmlns:w16se="http://schemas.microsoft.com/office/word/2015/wordml/symex" xmlns:wpg="http://schemas.microsoft.com/office/word/2010/wordprocessingGroup" xmlns:wpi="http://schemas.microsoft.com/office/word/2010/wordprocessingInk" xmlns:wne="http://schemas.microsoft.com/office/word/2006/wordml" xmlns:wps="http://schemas.microsoft.com/office/word/2010/wordprocessingShape" mc:Ignorable="w14 w15 w16se w16cid w16 w16cex w16sdtdh wp14">
-  <w16cid:commentId w16cid:paraId="7B46C1D5" w16cid:durableId="2766C111"/>
+  <w16cid:commentId w16cid:paraId="68C98086" w16cid:durableId="2767B92E"/>
   <w16cid:commentId w16cid:paraId="7AC3ED97" w16cid:durableId="2677DED0"/>
   <w16cid:commentId w16cid:paraId="497EA4DA" w16cid:durableId="2677ECAA"/>
   <w16cid:commentId w16cid:paraId="6545A1BA" w16cid:durableId="26E539CC"/>
@@ -22652,8 +22370,6 @@
   <w16cid:commentId w16cid:paraId="01A3BF3A" w16cid:durableId="276690CE"/>
   <w16cid:commentId w16cid:paraId="007E0DA7" w16cid:durableId="26E53764"/>
   <w16cid:commentId w16cid:paraId="4D228F10" w16cid:durableId="27568B9A"/>
-  <w16cid:commentId w16cid:paraId="1AA79BD5" w16cid:durableId="26E14F5E"/>
-  <w16cid:commentId w16cid:paraId="793533B5" w16cid:durableId="2677F0C4"/>
 </w16cid:commentsIds>
 </file>
 
